--- a/word 버전 매뉴얼/A-2 메타데이터.docx
+++ b/word 버전 매뉴얼/A-2 메타데이터.docx
@@ -16732,8 +16732,9 @@
     <w:name w:val="Verbatim Char"/>
     <w:basedOn w:val="BodyTextChar"/>
     <w:rPr>
-      <w:rFonts w:ascii="Consolas" w:hAnsi="Consolas"/>
-      <w:sz w:val="22"/>
+      <w:rFonts w:ascii="Consolas" w:hAnsi="Consolas" w:eastAsia="D2Coding" w:cs="Consolas"/>
+      <w:sz w:val="18"/>
+      <w:szCs w:val="18"/>
     </w:rPr>
   </w:style>
   <w:style w:type="character" w:styleId="FootnoteReference">
@@ -16773,7 +16774,17 @@
     <w:basedOn w:val="Normal"/>
     <w:link w:val="VerbatimChar"/>
     <w:pPr>
+      <w:pBdr>
+        <w:top w:val="single" w:sz="6" w:space="6" w:color="C0C0C0"/>
+        <w:left w:val="single" w:sz="6" w:space="6" w:color="C0C0C0"/>
+        <w:bottom w:val="single" w:sz="6" w:space="6" w:color="C0C0C0"/>
+        <w:right w:val="single" w:sz="6" w:space="6" w:color="C0C0C0"/>
+      </w:pBdr>
+      <w:shd w:val="clear" w:color="auto" w:fill="F2F2F2"/>
       <w:wordWrap w:val="off"/>
+      <w:spacing w:before="120" w:after="120" w:line="240" w:lineRule="auto"/>
+      <w:ind w:left="120" w:right="120" w:firstLine="0"/>
+      <w:jc w:val="left"/>
     </w:pPr>
   </w:style>
   <w:style w:type="character" w:customStyle="1" w:styleId="KeywordTok">

--- a/word 버전 매뉴얼/A-2 메타데이터.docx
+++ b/word 버전 매뉴얼/A-2 메타데이터.docx
@@ -735,18 +735,12 @@
       <w:pPr>
         <w:pStyle w:val="FirstParagraph"/>
       </w:pPr>
-    </w:p>
-    <w:p>
-      <w:pPr>
-        <w:pStyle w:val="Heading2"/>
-      </w:pPr>
-      <w:bookmarkStart w:id="7001" w:name="kq"/>
-      <w:bookmarkEnd w:id="7001"/>
-      <w:bookmarkStart w:id="27" w:name="이-가이드가-답하는-5가지-질문"/>
-      <w:r>
-        <w:t xml:space="preserve">이 가이드가 답하는 5가지 질문</w:t>
-      </w:r>
-      <w:bookmarkEnd w:id="27"/>
+      <w:r>
+        <w:t xml:space="preserve"> </w:t>
+      </w:r>
+      <w:r>
+        <w:t xml:space="preserve">## 이 가이드가 답하는 5가지 질문</w:t>
+      </w:r>
     </w:p>
     <w:tbl>
       <w:tblPr>
@@ -1302,690 +1296,629 @@
       <w:pPr>
         <w:pStyle w:val="FirstParagraph"/>
       </w:pPr>
-    </w:p>
-    <w:p>
-      <w:pPr>
-        <w:pStyle w:val="Heading2"/>
-      </w:pPr>
-      <w:bookmarkStart w:id="7002" w:name="s1"/>
-      <w:bookmarkEnd w:id="7002"/>
-      <w:bookmarkStart w:id="7003" w:name="X53953b24caf8e05bc98fd3b160255345a328b13"/>
-      <w:bookmarkEnd w:id="7003"/>
-      <w:bookmarkStart w:id="28" w:name="why-왜-필요한가"/>
-      <w:r>
-        <w:t xml:space="preserve">1. Why — 왜 필요한가</w:t>
-      </w:r>
-      <w:bookmarkEnd w:id="28"/>
+      <w:r>
+        <w:t xml:space="preserve"> </w:t>
+      </w:r>
+      <w:r>
+        <w:t xml:space="preserve">## 1. Why — 왜 필요한가</w:t>
+      </w:r>
+    </w:p>
+    <w:p>
+      <w:pPr>
+        <w:pStyle w:val="BodyText"/>
+      </w:pPr>
+      <w:r>
+        <w:t xml:space="preserve">이름·단위만으론 뜻을 알 수 없어</w:t>
+      </w:r>
+      <w:r>
+        <w:t xml:space="preserve"> </w:t>
+      </w:r>
+      <w:r>
+        <w:rPr>
+          <w:b/>
+        </w:rPr>
+        <w:t xml:space="preserve">AI가 잘못 해석</w:t>
+      </w:r>
+      <w:r>
+        <w:t xml:space="preserve">하고, 같은 숫자를 부서마다 다른 기준으로 비교해</w:t>
+      </w:r>
+      <w:r>
+        <w:t xml:space="preserve"> </w:t>
+      </w:r>
+      <w:r>
+        <w:rPr>
+          <w:b/>
+        </w:rPr>
+        <w:t xml:space="preserve">틀린 답</w:t>
+      </w:r>
+      <w:r>
+        <w:t xml:space="preserve">이 나온다 — 메타데이터는 이 오해석을 원천에서 막는다.</w:t>
+      </w:r>
+    </w:p>
+    <w:p>
+      <w:pPr>
+        <w:pStyle w:val="BodyText"/>
+      </w:pPr>
+      <w:r>
+        <w:t xml:space="preserve"> </w:t>
+      </w:r>
+      <w:r>
+        <w:t xml:space="preserve">### 1.1 현업 Pain Point</w:t>
+      </w:r>
+    </w:p>
+    <w:p>
+      <w:pPr>
+        <w:pStyle w:val="BodyText"/>
+      </w:pPr>
+      <w:r>
+        <w:t xml:space="preserve">두산전자 AI 과제팀이 동박 결함 예측 모델을 위해 검사결과 테이블</w:t>
+      </w:r>
+      <w:r>
+        <w:t xml:space="preserve"> </w:t>
+      </w:r>
+      <w:r>
+        <w:rPr>
+          <w:rStyle w:val="VerbatimChar"/>
+        </w:rPr>
+        <w:t xml:space="preserve">INSP_RESULT</w:t>
+      </w:r>
+      <w:r>
+        <w:t xml:space="preserve">를 확보했다고 하자. 위치·오너까지는 확인했지만, 테이블을 열어 보니:</w:t>
+      </w:r>
+    </w:p>
+    <w:p>
+      <w:pPr>
+        <w:pStyle w:val="BodyText"/>
+      </w:pPr>
+      <w:r>
+        <w:rPr>
+          <w:b/>
+        </w:rPr>
+        <w:t xml:space="preserve">Pain 1 — 약어·코드를 못 읽는다:</w:t>
+      </w:r>
+      <w:r>
+        <w:t xml:space="preserve"> </w:t>
+      </w:r>
+      <w:r>
+        <w:t xml:space="preserve">컬럼이</w:t>
+      </w:r>
+      <w:r>
+        <w:t xml:space="preserve"> </w:t>
+      </w:r>
+      <w:r>
+        <w:rPr>
+          <w:rStyle w:val="VerbatimChar"/>
+        </w:rPr>
+        <w:t xml:space="preserve">DEF_CD</w:t>
+      </w:r>
+      <w:r>
+        <w:t xml:space="preserve">,</w:t>
+      </w:r>
+      <w:r>
+        <w:t xml:space="preserve"> </w:t>
+      </w:r>
+      <w:r>
+        <w:rPr>
+          <w:rStyle w:val="VerbatimChar"/>
+        </w:rPr>
+        <w:t xml:space="preserve">WIP_QTY</w:t>
+      </w:r>
+      <w:r>
+        <w:t xml:space="preserve">,</w:t>
+      </w:r>
+      <w:r>
+        <w:t xml:space="preserve"> </w:t>
+      </w:r>
+      <w:r>
+        <w:rPr>
+          <w:rStyle w:val="VerbatimChar"/>
+        </w:rPr>
+        <w:t xml:space="preserve">THK</w:t>
+      </w:r>
+      <w:r>
+        <w:t xml:space="preserve">처럼 현장식 약어다. 이게 결함 코드인지, 재공 수량인지, 두께인지 — 만든 사람 외에는 모른다. AI는 더더욱 모른다. 결국</w:t>
+      </w:r>
+      <w:r>
+        <w:t xml:space="preserve"> </w:t>
+      </w:r>
+      <w:r>
+        <w:t xml:space="preserve">“</w:t>
+      </w:r>
+      <w:r>
+        <w:t xml:space="preserve">이 컬럼 뭐예요?</w:t>
+      </w:r>
+      <w:r>
+        <w:t xml:space="preserve">”</w:t>
+      </w:r>
+      <w:r>
+        <w:t xml:space="preserve">를 사람에게 물어봐야 하고, 그 사람이 자리를 비우면 과제가 멈춘다.</w:t>
+      </w:r>
+    </w:p>
+    <w:p>
+      <w:pPr>
+        <w:pStyle w:val="BodyText"/>
+      </w:pPr>
+      <w:r>
+        <w:rPr>
+          <w:b/>
+        </w:rPr>
+        <w:t xml:space="preserve">Pain 2 — 단위·기준이 제각각이다:</w:t>
+      </w:r>
+      <w:r>
+        <w:t xml:space="preserve"> </w:t>
+      </w:r>
+      <w:r>
+        <w:t xml:space="preserve">한 테이블은 두께를 ㎛로, 다른 테이블은 mm로 쌓는다.</w:t>
+      </w:r>
+      <w:r>
+        <w:t xml:space="preserve"> </w:t>
+      </w:r>
+      <w:r>
+        <w:t xml:space="preserve">“</w:t>
+      </w:r>
+      <w:r>
+        <w:t xml:space="preserve">매출</w:t>
+      </w:r>
+      <w:r>
+        <w:t xml:space="preserve">”</w:t>
+      </w:r>
+      <w:r>
+        <w:t xml:space="preserve">이라는 컬럼도 어떤 팀은 주문일 기준, 어떤 팀은 배송완료일 기준이다. 메타데이터에 단위·기준이 없으면, AI는 단위 다른 값을 그대로 더하거나 비교해</w:t>
+      </w:r>
+      <w:r>
+        <w:t xml:space="preserve"> </w:t>
+      </w:r>
+      <w:r>
+        <w:rPr>
+          <w:b/>
+        </w:rPr>
+        <w:t xml:space="preserve">틀린 집계</w:t>
+      </w:r>
+      <w:r>
+        <w:t xml:space="preserve">를 낸다.</w:t>
+      </w:r>
+    </w:p>
+    <w:p>
+      <w:pPr>
+        <w:pStyle w:val="BodyText"/>
+      </w:pPr>
+      <w:r>
+        <w:rPr>
+          <w:b/>
+        </w:rPr>
+        <w:t xml:space="preserve">Pain 3 — 코드값의 뜻을 모른다:</w:t>
+      </w:r>
+      <w:r>
+        <w:t xml:space="preserve"> </w:t>
+      </w:r>
+      <w:r>
+        <w:rPr>
+          <w:rStyle w:val="VerbatimChar"/>
+        </w:rPr>
+        <w:t xml:space="preserve">DEF_CD</w:t>
+      </w:r>
+      <w:r>
+        <w:t xml:space="preserve">가 결함 코드인 건 알아도,</w:t>
+      </w:r>
+      <w:r>
+        <w:t xml:space="preserve"> </w:t>
+      </w:r>
+      <w:r>
+        <w:rPr>
+          <w:rStyle w:val="VerbatimChar"/>
+        </w:rPr>
+        <w:t xml:space="preserve">S01</w:t>
+      </w:r>
+      <w:r>
+        <w:t xml:space="preserve">·</w:t>
+      </w:r>
+      <w:r>
+        <w:rPr>
+          <w:rStyle w:val="VerbatimChar"/>
+        </w:rPr>
+        <w:t xml:space="preserve">P03</w:t>
+      </w:r>
+      <w:r>
+        <w:t xml:space="preserve">이 각각 무슨 결함인지 풀이가 없다. AI가</w:t>
+      </w:r>
+      <w:r>
+        <w:t xml:space="preserve"> </w:t>
+      </w:r>
+      <w:r>
+        <w:t xml:space="preserve">“</w:t>
+      </w:r>
+      <w:r>
+        <w:t xml:space="preserve">핀홀 불량률</w:t>
+      </w:r>
+      <w:r>
+        <w:t xml:space="preserve">”</w:t>
+      </w:r>
+      <w:r>
+        <w:t xml:space="preserve">을 물어도 어느 코드가 핀홀인지 연결하지 못한다.</w:t>
+      </w:r>
+    </w:p>
+    <w:p>
+      <w:pPr>
+        <w:pStyle w:val="BodyText"/>
+      </w:pPr>
+      <w:r>
+        <w:rPr>
+          <w:b/>
+        </w:rPr>
+        <w:t xml:space="preserve">Pain 4 — 최신본·계산 로직을 모른다:</w:t>
+      </w:r>
+      <w:r>
+        <w:t xml:space="preserve"> </w:t>
+      </w:r>
+      <w:r>
+        <w:t xml:space="preserve">같은 보고서·테이블이 여러 버전 존재하는데 어느 것이 최신본인지,</w:t>
+      </w:r>
+      <w:r>
+        <w:t xml:space="preserve"> </w:t>
+      </w:r>
+      <w:r>
+        <w:rPr>
+          <w:rStyle w:val="VerbatimChar"/>
+        </w:rPr>
+        <w:t xml:space="preserve">원가</w:t>
+      </w:r>
+      <w:r>
+        <w:t xml:space="preserve"> </w:t>
+      </w:r>
+      <w:r>
+        <w:t xml:space="preserve">컬럼이 재료비만인지 전부 합산인지가 적혀 있지 않다. AI가 옛 버전이나 다른 계산 기준의 값을 인용해</w:t>
+      </w:r>
+      <w:r>
+        <w:t xml:space="preserve"> </w:t>
+      </w:r>
+      <w:r>
+        <w:rPr>
+          <w:b/>
+        </w:rPr>
+        <w:t xml:space="preserve">그럴듯하지만 틀린 답</w:t>
+      </w:r>
+      <w:r>
+        <w:t xml:space="preserve">을 만든다.</w:t>
+      </w:r>
+    </w:p>
+    <w:p>
+      <w:pPr>
+        <w:pStyle w:val="BodyText"/>
+      </w:pPr>
+      <w:r>
+        <w:t xml:space="preserve">이 네 가지의 공통점은</w:t>
+      </w:r>
+      <w:r>
+        <w:t xml:space="preserve"> </w:t>
+      </w:r>
+      <w:r>
+        <w:t xml:space="preserve">“</w:t>
+      </w:r>
+      <w:r>
+        <w:t xml:space="preserve">데이터는 있는데 해석을 사람 머릿속에 의존한다</w:t>
+      </w:r>
+      <w:r>
+        <w:t xml:space="preserve">”</w:t>
+      </w:r>
+      <w:r>
+        <w:t xml:space="preserve">는 것이다. 메타데이터는 그 해석을 데이터 옆에 명시해, 사람도 AI도 같은 의미로 읽게 한다.</w:t>
+      </w:r>
+    </w:p>
+    <w:p>
+      <w:pPr>
+        <w:pStyle w:val="BodyText"/>
+      </w:pPr>
+      <w:r>
+        <w:t xml:space="preserve"> </w:t>
+      </w:r>
+      <w:r>
+        <w:t xml:space="preserve">### 1.2 기대 효과</w:t>
+      </w:r>
+    </w:p>
+    <w:p>
+      <w:pPr>
+        <w:pStyle w:val="BodyText"/>
+      </w:pPr>
+      <w:r>
+        <w:rPr>
+          <w:b/>
+        </w:rPr>
+        <w:t xml:space="preserve">① AI 응답 정확도 향상</w:t>
+      </w:r>
+    </w:p>
+    <w:p>
+      <w:pPr>
+        <w:pStyle w:val="BodyText"/>
+      </w:pPr>
+      <w:r>
+        <w:t xml:space="preserve">컬럼 의미·단위·코드값이 메타데이터로 붙으면, AI는 질문에 맞는 컬럼을 정확히 고르고 올바르게 해석한다.</w:t>
+      </w:r>
+      <w:r>
+        <w:t xml:space="preserve"> </w:t>
+      </w:r>
+      <w:r>
+        <w:t xml:space="preserve">“</w:t>
+      </w:r>
+      <w:r>
+        <w:t xml:space="preserve">핀홀 불량 추이</w:t>
+      </w:r>
+      <w:r>
+        <w:t xml:space="preserve">”</w:t>
+      </w:r>
+      <w:r>
+        <w:t xml:space="preserve">라는 질문에</w:t>
+      </w:r>
+      <w:r>
+        <w:t xml:space="preserve"> </w:t>
+      </w:r>
+      <w:r>
+        <w:rPr>
+          <w:rStyle w:val="VerbatimChar"/>
+        </w:rPr>
+        <w:t xml:space="preserve">DEF_CD='P03'</w:t>
+      </w:r>
+      <w:r>
+        <w:t xml:space="preserve">을 정확히 연결하고, 단위가 다른 값을 섞지 않는다. 메타데이터는 AI가 데이터를</w:t>
+      </w:r>
+      <w:r>
+        <w:t xml:space="preserve"> </w:t>
+      </w:r>
+      <w:r>
+        <w:t xml:space="preserve">“</w:t>
+      </w:r>
+      <w:r>
+        <w:t xml:space="preserve">추측</w:t>
+      </w:r>
+      <w:r>
+        <w:t xml:space="preserve">”</w:t>
+      </w:r>
+      <w:r>
+        <w:t xml:space="preserve">하지 않고</w:t>
+      </w:r>
+      <w:r>
+        <w:t xml:space="preserve"> </w:t>
+      </w:r>
+      <w:r>
+        <w:t xml:space="preserve">“</w:t>
+      </w:r>
+      <w:r>
+        <w:t xml:space="preserve">근거를 갖고</w:t>
+      </w:r>
+      <w:r>
+        <w:t xml:space="preserve">”</w:t>
+      </w:r>
+      <w:r>
+        <w:t xml:space="preserve"> </w:t>
+      </w:r>
+      <w:r>
+        <w:t xml:space="preserve">쓰게 하는 토대다.</w:t>
+      </w:r>
+    </w:p>
+    <w:p>
+      <w:pPr>
+        <w:pStyle w:val="BodyText"/>
+      </w:pPr>
+      <w:r>
+        <w:rPr>
+          <w:b/>
+        </w:rPr>
+        <w:t xml:space="preserve">② 재사용·셀프서비스 확대</w:t>
+      </w:r>
+    </w:p>
+    <w:p>
+      <w:pPr>
+        <w:pStyle w:val="BodyText"/>
+      </w:pPr>
+      <w:r>
+        <w:t xml:space="preserve">설명서가 있으면 현업이 데이터 담당자에게 일일이 묻지 않고</w:t>
+      </w:r>
+      <w:r>
+        <w:t xml:space="preserve"> </w:t>
+      </w:r>
+      <w:r>
+        <w:rPr>
+          <w:b/>
+        </w:rPr>
+        <w:t xml:space="preserve">스스로</w:t>
+      </w:r>
+      <w:r>
+        <w:t xml:space="preserve"> </w:t>
+      </w:r>
+      <w:r>
+        <w:t xml:space="preserve">데이터를 이해·활용한다.</w:t>
+      </w:r>
+      <w:r>
+        <w:t xml:space="preserve"> </w:t>
+      </w:r>
+      <w:r>
+        <w:t xml:space="preserve">“</w:t>
+      </w:r>
+      <w:r>
+        <w:t xml:space="preserve">이 컬럼 뭐예요?</w:t>
+      </w:r>
+      <w:r>
+        <w:t xml:space="preserve">”</w:t>
+      </w:r>
+      <w:r>
+        <w:t xml:space="preserve"> </w:t>
+      </w:r>
+      <w:r>
+        <w:t xml:space="preserve">문의가 줄고, 데이터 담당자는 반복 응대에서 벗어난다.</w:t>
+      </w:r>
+    </w:p>
+    <w:p>
+      <w:pPr>
+        <w:pStyle w:val="BodyText"/>
+      </w:pPr>
+      <w:r>
+        <w:rPr>
+          <w:b/>
+        </w:rPr>
+        <w:t xml:space="preserve">두산전자 예시:</w:t>
+      </w:r>
+      <w:r>
+        <w:t xml:space="preserve"> </w:t>
+      </w:r>
+      <w:r>
+        <w:t xml:space="preserve">신규 분석 담당자가</w:t>
+      </w:r>
+      <w:r>
+        <w:t xml:space="preserve"> </w:t>
+      </w:r>
+      <w:r>
+        <w:rPr>
+          <w:rStyle w:val="VerbatimChar"/>
+        </w:rPr>
+        <w:t xml:space="preserve">INSP_RESULT</w:t>
+      </w:r>
+      <w:r>
+        <w:t xml:space="preserve">를 처음 봐도, 컬럼 설명·코드값 풀이만 읽고 바로 결함 분석을 시작한다 — 기존엔 선임에게 컬럼 의미를 묻느라 며칠이 걸렸다.</w:t>
+      </w:r>
+    </w:p>
+    <w:p>
+      <w:pPr>
+        <w:pStyle w:val="BodyText"/>
+      </w:pPr>
+      <w:r>
+        <w:rPr>
+          <w:b/>
+        </w:rPr>
+        <w:t xml:space="preserve">③ 오류·재작업 감소</w:t>
+      </w:r>
+    </w:p>
+    <w:p>
+      <w:pPr>
+        <w:pStyle w:val="BodyText"/>
+      </w:pPr>
+      <w:r>
+        <w:t xml:space="preserve">단위·집계 기준 불일치로 생기는 잘못된 비교·집계가 사라진다.</w:t>
+      </w:r>
+      <w:r>
+        <w:t xml:space="preserve"> </w:t>
+      </w:r>
+      <w:r>
+        <w:rPr>
+          <w:rStyle w:val="VerbatimChar"/>
+        </w:rPr>
+        <w:t xml:space="preserve">제조원가 = 직접재료비+노무비+제조경비, 월 마감 기준</w:t>
+      </w:r>
+      <w:r>
+        <w:t xml:space="preserve">처럼 계산 기준이 명시되면, 서로 다른 기준의 원가를 단순 비교하는 실수가 원천 차단된다.</w:t>
+      </w:r>
+    </w:p>
+    <w:p>
+      <w:pPr>
+        <w:pStyle w:val="BodyText"/>
+      </w:pPr>
+      <w:r>
+        <w:rPr>
+          <w:b/>
+        </w:rPr>
+        <w:t xml:space="preserve">④ 거버넌스의 실행 기반</w:t>
+      </w:r>
+    </w:p>
+    <w:p>
+      <w:pPr>
+        <w:pStyle w:val="BodyText"/>
+      </w:pPr>
+      <w:r>
+        <w:t xml:space="preserve">보안 등급·개인정보 포함 여부·값 의미 유형이</w:t>
+      </w:r>
+      <w:r>
+        <w:t xml:space="preserve"> </w:t>
+      </w:r>
+      <w:r>
+        <w:rPr>
+          <w:b/>
+        </w:rPr>
+        <w:t xml:space="preserve">컬럼 단위</w:t>
+      </w:r>
+      <w:r>
+        <w:t xml:space="preserve">로 붙으면, 접근 통제·마스킹·집계 규칙이 자동으로 작동한다. 메타데이터는 거버넌스 정책을 실제 데이터에 연결하는 고리다.</w:t>
+      </w:r>
+    </w:p>
+    <w:p>
+      <w:pPr>
+        <w:pStyle w:val="BlockText"/>
+      </w:pPr>
+      <w:r>
+        <w:rPr>
+          <w:b/>
+        </w:rPr>
+        <w:t xml:space="preserve">자회사 입장에서 — 이 가이드를 적용하면:</w:t>
+      </w:r>
+      <w:r>
+        <w:t xml:space="preserve"> </w:t>
+      </w:r>
+      <w:r>
+        <w:t xml:space="preserve">① AI·분석 과제가</w:t>
+      </w:r>
+      <w:r>
+        <w:t xml:space="preserve"> </w:t>
+      </w:r>
+      <w:r>
+        <w:t xml:space="preserve">“</w:t>
+      </w:r>
+      <w:r>
+        <w:t xml:space="preserve">컬럼 의미 물어보기</w:t>
+      </w:r>
+      <w:r>
+        <w:t xml:space="preserve">”</w:t>
+      </w:r>
+      <w:r>
+        <w:t xml:space="preserve">에서 해방돼 착수가 빨라지고, ② 단위·기준 불일치로 인한 재작업·오답이 줄며, ③ 담당자가 바뀌어도 데이터 해석이 조직에 남는다. 카탈로그가</w:t>
+      </w:r>
+      <w:r>
+        <w:t xml:space="preserve"> </w:t>
+      </w:r>
+      <w:r>
+        <w:t xml:space="preserve">“</w:t>
+      </w:r>
+      <w:r>
+        <w:t xml:space="preserve">데이터를 찾게</w:t>
+      </w:r>
+      <w:r>
+        <w:t xml:space="preserve">”</w:t>
+      </w:r>
+      <w:r>
+        <w:t xml:space="preserve"> </w:t>
+      </w:r>
+      <w:r>
+        <w:t xml:space="preserve">했다면, 메타데이터는</w:t>
+      </w:r>
+      <w:r>
+        <w:t xml:space="preserve"> </w:t>
+      </w:r>
+      <w:r>
+        <w:t xml:space="preserve">“</w:t>
+      </w:r>
+      <w:r>
+        <w:t xml:space="preserve">찾은 데이터를 믿고 쓰게</w:t>
+      </w:r>
+      <w:r>
+        <w:t xml:space="preserve">”</w:t>
+      </w:r>
+      <w:r>
+        <w:t xml:space="preserve"> </w:t>
+      </w:r>
+      <w:r>
+        <w:t xml:space="preserve">만든다.</w:t>
+      </w:r>
     </w:p>
     <w:p>
       <w:pPr>
         <w:pStyle w:val="FirstParagraph"/>
       </w:pPr>
       <w:r>
-        <w:t xml:space="preserve">이름·단위만으론 뜻을 알 수 없어</w:t>
-      </w:r>
-      <w:r>
-        <w:t xml:space="preserve"> </w:t>
-      </w:r>
-      <w:r>
-        <w:rPr>
-          <w:b/>
-        </w:rPr>
-        <w:t xml:space="preserve">AI가 잘못 해석</w:t>
-      </w:r>
-      <w:r>
-        <w:t xml:space="preserve">하고, 같은 숫자를 부서마다 다른 기준으로 비교해</w:t>
-      </w:r>
-      <w:r>
-        <w:t xml:space="preserve"> </w:t>
-      </w:r>
-      <w:r>
-        <w:rPr>
-          <w:b/>
-        </w:rPr>
-        <w:t xml:space="preserve">틀린 답</w:t>
-      </w:r>
-      <w:r>
-        <w:t xml:space="preserve">이 나온다 — 메타데이터는 이 오해석을 원천에서 막는다.</w:t>
+        <w:t xml:space="preserve"> </w:t>
+      </w:r>
+      <w:r>
+        <w:t xml:space="preserve">### 1.3 적용 전 / 후</w:t>
       </w:r>
     </w:p>
     <w:p>
       <w:pPr>
         <w:pStyle w:val="BodyText"/>
-      </w:pPr>
-    </w:p>
-    <w:p>
-      <w:pPr>
-        <w:pStyle w:val="Heading3"/>
-      </w:pPr>
-      <w:bookmarkStart w:id="7004" w:name="s11"/>
-      <w:bookmarkEnd w:id="7004"/>
-      <w:bookmarkStart w:id="7005" w:name="Xb5ddeef44ff92454e119d72c201abf8d11ec30a"/>
-      <w:bookmarkEnd w:id="7005"/>
-      <w:bookmarkStart w:id="29" w:name="현업-pain-point"/>
-      <w:r>
-        <w:t xml:space="preserve">1.1 현업 Pain Point</w:t>
-      </w:r>
-      <w:bookmarkEnd w:id="29"/>
-    </w:p>
-    <w:p>
-      <w:pPr>
-        <w:pStyle w:val="FirstParagraph"/>
-      </w:pPr>
-      <w:r>
-        <w:t xml:space="preserve">두산전자 AI 과제팀이 동박 결함 예측 모델을 위해 검사결과 테이블</w:t>
-      </w:r>
-      <w:r>
-        <w:t xml:space="preserve"> </w:t>
-      </w:r>
-      <w:r>
-        <w:rPr>
-          <w:rStyle w:val="VerbatimChar"/>
-        </w:rPr>
-        <w:t xml:space="preserve">INSP_RESULT</w:t>
-      </w:r>
-      <w:r>
-        <w:t xml:space="preserve">를 확보했다고 하자. 위치·오너까지는 확인했지만, 테이블을 열어 보니:</w:t>
-      </w:r>
-    </w:p>
-    <w:p>
-      <w:pPr>
-        <w:pStyle w:val="BodyText"/>
-      </w:pPr>
-      <w:r>
-        <w:rPr>
-          <w:b/>
-        </w:rPr>
-        <w:t xml:space="preserve">Pain 1 — 약어·코드를 못 읽는다:</w:t>
-      </w:r>
-      <w:r>
-        <w:t xml:space="preserve"> </w:t>
-      </w:r>
-      <w:r>
-        <w:t xml:space="preserve">컬럼이</w:t>
-      </w:r>
-      <w:r>
-        <w:t xml:space="preserve"> </w:t>
-      </w:r>
-      <w:r>
-        <w:rPr>
-          <w:rStyle w:val="VerbatimChar"/>
-        </w:rPr>
-        <w:t xml:space="preserve">DEF_CD</w:t>
-      </w:r>
-      <w:r>
-        <w:t xml:space="preserve">,</w:t>
-      </w:r>
-      <w:r>
-        <w:t xml:space="preserve"> </w:t>
-      </w:r>
-      <w:r>
-        <w:rPr>
-          <w:rStyle w:val="VerbatimChar"/>
-        </w:rPr>
-        <w:t xml:space="preserve">WIP_QTY</w:t>
-      </w:r>
-      <w:r>
-        <w:t xml:space="preserve">,</w:t>
-      </w:r>
-      <w:r>
-        <w:t xml:space="preserve"> </w:t>
-      </w:r>
-      <w:r>
-        <w:rPr>
-          <w:rStyle w:val="VerbatimChar"/>
-        </w:rPr>
-        <w:t xml:space="preserve">THK</w:t>
-      </w:r>
-      <w:r>
-        <w:t xml:space="preserve">처럼 현장식 약어다. 이게 결함 코드인지, 재공 수량인지, 두께인지 — 만든 사람 외에는 모른다. AI는 더더욱 모른다. 결국</w:t>
-      </w:r>
-      <w:r>
-        <w:t xml:space="preserve"> </w:t>
-      </w:r>
-      <w:r>
-        <w:t xml:space="preserve">“</w:t>
-      </w:r>
-      <w:r>
-        <w:t xml:space="preserve">이 컬럼 뭐예요?</w:t>
-      </w:r>
-      <w:r>
-        <w:t xml:space="preserve">”</w:t>
-      </w:r>
-      <w:r>
-        <w:t xml:space="preserve">를 사람에게 물어봐야 하고, 그 사람이 자리를 비우면 과제가 멈춘다.</w:t>
-      </w:r>
-    </w:p>
-    <w:p>
-      <w:pPr>
-        <w:pStyle w:val="BodyText"/>
-      </w:pPr>
-      <w:r>
-        <w:rPr>
-          <w:b/>
-        </w:rPr>
-        <w:t xml:space="preserve">Pain 2 — 단위·기준이 제각각이다:</w:t>
-      </w:r>
-      <w:r>
-        <w:t xml:space="preserve"> </w:t>
-      </w:r>
-      <w:r>
-        <w:t xml:space="preserve">한 테이블은 두께를 ㎛로, 다른 테이블은 mm로 쌓는다.</w:t>
-      </w:r>
-      <w:r>
-        <w:t xml:space="preserve"> </w:t>
-      </w:r>
-      <w:r>
-        <w:t xml:space="preserve">“</w:t>
-      </w:r>
-      <w:r>
-        <w:t xml:space="preserve">매출</w:t>
-      </w:r>
-      <w:r>
-        <w:t xml:space="preserve">”</w:t>
-      </w:r>
-      <w:r>
-        <w:t xml:space="preserve">이라는 컬럼도 어떤 팀은 주문일 기준, 어떤 팀은 배송완료일 기준이다. 메타데이터에 단위·기준이 없으면, AI는 단위 다른 값을 그대로 더하거나 비교해</w:t>
-      </w:r>
-      <w:r>
-        <w:t xml:space="preserve"> </w:t>
-      </w:r>
-      <w:r>
-        <w:rPr>
-          <w:b/>
-        </w:rPr>
-        <w:t xml:space="preserve">틀린 집계</w:t>
-      </w:r>
-      <w:r>
-        <w:t xml:space="preserve">를 낸다.</w:t>
-      </w:r>
-    </w:p>
-    <w:p>
-      <w:pPr>
-        <w:pStyle w:val="BodyText"/>
-      </w:pPr>
-      <w:r>
-        <w:rPr>
-          <w:b/>
-        </w:rPr>
-        <w:t xml:space="preserve">Pain 3 — 코드값의 뜻을 모른다:</w:t>
-      </w:r>
-      <w:r>
-        <w:t xml:space="preserve"> </w:t>
-      </w:r>
-      <w:r>
-        <w:rPr>
-          <w:rStyle w:val="VerbatimChar"/>
-        </w:rPr>
-        <w:t xml:space="preserve">DEF_CD</w:t>
-      </w:r>
-      <w:r>
-        <w:t xml:space="preserve">가 결함 코드인 건 알아도,</w:t>
-      </w:r>
-      <w:r>
-        <w:t xml:space="preserve"> </w:t>
-      </w:r>
-      <w:r>
-        <w:rPr>
-          <w:rStyle w:val="VerbatimChar"/>
-        </w:rPr>
-        <w:t xml:space="preserve">S01</w:t>
-      </w:r>
-      <w:r>
-        <w:t xml:space="preserve">·</w:t>
-      </w:r>
-      <w:r>
-        <w:rPr>
-          <w:rStyle w:val="VerbatimChar"/>
-        </w:rPr>
-        <w:t xml:space="preserve">P03</w:t>
-      </w:r>
-      <w:r>
-        <w:t xml:space="preserve">이 각각 무슨 결함인지 풀이가 없다. AI가</w:t>
-      </w:r>
-      <w:r>
-        <w:t xml:space="preserve"> </w:t>
-      </w:r>
-      <w:r>
-        <w:t xml:space="preserve">“</w:t>
-      </w:r>
-      <w:r>
-        <w:t xml:space="preserve">핀홀 불량률</w:t>
-      </w:r>
-      <w:r>
-        <w:t xml:space="preserve">”</w:t>
-      </w:r>
-      <w:r>
-        <w:t xml:space="preserve">을 물어도 어느 코드가 핀홀인지 연결하지 못한다.</w:t>
-      </w:r>
-    </w:p>
-    <w:p>
-      <w:pPr>
-        <w:pStyle w:val="BodyText"/>
-      </w:pPr>
-      <w:r>
-        <w:rPr>
-          <w:b/>
-        </w:rPr>
-        <w:t xml:space="preserve">Pain 4 — 최신본·계산 로직을 모른다:</w:t>
-      </w:r>
-      <w:r>
-        <w:t xml:space="preserve"> </w:t>
-      </w:r>
-      <w:r>
-        <w:t xml:space="preserve">같은 보고서·테이블이 여러 버전 존재하는데 어느 것이 최신본인지,</w:t>
-      </w:r>
-      <w:r>
-        <w:t xml:space="preserve"> </w:t>
-      </w:r>
-      <w:r>
-        <w:rPr>
-          <w:rStyle w:val="VerbatimChar"/>
-        </w:rPr>
-        <w:t xml:space="preserve">원가</w:t>
-      </w:r>
-      <w:r>
-        <w:t xml:space="preserve"> </w:t>
-      </w:r>
-      <w:r>
-        <w:t xml:space="preserve">컬럼이 재료비만인지 전부 합산인지가 적혀 있지 않다. AI가 옛 버전이나 다른 계산 기준의 값을 인용해</w:t>
-      </w:r>
-      <w:r>
-        <w:t xml:space="preserve"> </w:t>
-      </w:r>
-      <w:r>
-        <w:rPr>
-          <w:b/>
-        </w:rPr>
-        <w:t xml:space="preserve">그럴듯하지만 틀린 답</w:t>
-      </w:r>
-      <w:r>
-        <w:t xml:space="preserve">을 만든다.</w:t>
-      </w:r>
-    </w:p>
-    <w:p>
-      <w:pPr>
-        <w:pStyle w:val="BlockText"/>
-      </w:pPr>
-      <w:r>
-        <w:rPr>
-          <w:b/>
-        </w:rPr>
-        <w:t xml:space="preserve">두산에너빌리티 예시:</w:t>
-      </w:r>
-      <w:r>
-        <w:t xml:space="preserve"> </w:t>
-      </w:r>
-      <w:r>
-        <w:t xml:space="preserve">발전 설비 센서 테이블에</w:t>
-      </w:r>
-      <w:r>
-        <w:t xml:space="preserve"> </w:t>
-      </w:r>
-      <w:r>
-        <w:rPr>
-          <w:rStyle w:val="VerbatimChar"/>
-        </w:rPr>
-        <w:t xml:space="preserve">TEMP</w:t>
-      </w:r>
-      <w:r>
-        <w:t xml:space="preserve">라는 컬럼이 섭씨인지 화씨인지, 어느 측정점(베어링/배기/냉각수)인지 설명이 없어, 이상 탐지 AI가 정상 범위를 잘못 잡아 오탐이 잦았다. 단위·측정점 메타데이터를 붙이고 나서야 오탐이 줄었다.</w:t>
-      </w:r>
-    </w:p>
-    <w:p>
-      <w:pPr>
-        <w:pStyle w:val="FirstParagraph"/>
-      </w:pPr>
-      <w:r>
-        <w:t xml:space="preserve">이 네 가지의 공통점은</w:t>
-      </w:r>
-      <w:r>
-        <w:t xml:space="preserve"> </w:t>
-      </w:r>
-      <w:r>
-        <w:t xml:space="preserve">“</w:t>
-      </w:r>
-      <w:r>
-        <w:t xml:space="preserve">데이터는 있는데 해석을 사람 머릿속에 의존한다</w:t>
-      </w:r>
-      <w:r>
-        <w:t xml:space="preserve">”</w:t>
-      </w:r>
-      <w:r>
-        <w:t xml:space="preserve">는 것이다. 메타데이터는 그 해석을 데이터 옆에 명시해, 사람도 AI도 같은 의미로 읽게 한다.</w:t>
-      </w:r>
-    </w:p>
-    <w:p>
-      <w:pPr>
-        <w:pStyle w:val="BodyText"/>
-      </w:pPr>
-    </w:p>
-    <w:p>
-      <w:pPr>
-        <w:pStyle w:val="Heading3"/>
-      </w:pPr>
-      <w:bookmarkStart w:id="7006" w:name="s12"/>
-      <w:bookmarkEnd w:id="7006"/>
-      <w:bookmarkStart w:id="7007" w:name="X076e5b5601ec1b42bda285b42d80a3c48baeaa7"/>
-      <w:bookmarkEnd w:id="7007"/>
-      <w:bookmarkStart w:id="30" w:name="기대-효과"/>
-      <w:r>
-        <w:t xml:space="preserve">1.2 기대 효과</w:t>
-      </w:r>
-      <w:bookmarkEnd w:id="30"/>
-    </w:p>
-    <w:p>
-      <w:pPr>
-        <w:pStyle w:val="FirstParagraph"/>
-      </w:pPr>
-      <w:r>
-        <w:rPr>
-          <w:b/>
-        </w:rPr>
-        <w:t xml:space="preserve">① AI 응답 정확도 향상</w:t>
-      </w:r>
-    </w:p>
-    <w:p>
-      <w:pPr>
-        <w:pStyle w:val="BodyText"/>
-      </w:pPr>
-      <w:r>
-        <w:t xml:space="preserve">컬럼 의미·단위·코드값이 메타데이터로 붙으면, AI는 질문에 맞는 컬럼을 정확히 고르고 올바르게 해석한다.</w:t>
-      </w:r>
-      <w:r>
-        <w:t xml:space="preserve"> </w:t>
-      </w:r>
-      <w:r>
-        <w:t xml:space="preserve">“</w:t>
-      </w:r>
-      <w:r>
-        <w:t xml:space="preserve">핀홀 불량 추이</w:t>
-      </w:r>
-      <w:r>
-        <w:t xml:space="preserve">”</w:t>
-      </w:r>
-      <w:r>
-        <w:t xml:space="preserve">라는 질문에</w:t>
-      </w:r>
-      <w:r>
-        <w:t xml:space="preserve"> </w:t>
-      </w:r>
-      <w:r>
-        <w:rPr>
-          <w:rStyle w:val="VerbatimChar"/>
-        </w:rPr>
-        <w:t xml:space="preserve">DEF_CD='P03'</w:t>
-      </w:r>
-      <w:r>
-        <w:t xml:space="preserve">을 정확히 연결하고, 단위가 다른 값을 섞지 않는다. 메타데이터는 AI가 데이터를</w:t>
-      </w:r>
-      <w:r>
-        <w:t xml:space="preserve"> </w:t>
-      </w:r>
-      <w:r>
-        <w:t xml:space="preserve">“</w:t>
-      </w:r>
-      <w:r>
-        <w:t xml:space="preserve">추측</w:t>
-      </w:r>
-      <w:r>
-        <w:t xml:space="preserve">”</w:t>
-      </w:r>
-      <w:r>
-        <w:t xml:space="preserve">하지 않고</w:t>
-      </w:r>
-      <w:r>
-        <w:t xml:space="preserve"> </w:t>
-      </w:r>
-      <w:r>
-        <w:t xml:space="preserve">“</w:t>
-      </w:r>
-      <w:r>
-        <w:t xml:space="preserve">근거를 갖고</w:t>
-      </w:r>
-      <w:r>
-        <w:t xml:space="preserve">”</w:t>
-      </w:r>
-      <w:r>
-        <w:t xml:space="preserve"> </w:t>
-      </w:r>
-      <w:r>
-        <w:t xml:space="preserve">쓰게 하는 토대다.</w:t>
-      </w:r>
-    </w:p>
-    <w:p>
-      <w:pPr>
-        <w:pStyle w:val="BodyText"/>
-      </w:pPr>
-      <w:r>
-        <w:rPr>
-          <w:b/>
-        </w:rPr>
-        <w:t xml:space="preserve">② 재사용·셀프서비스 확대</w:t>
-      </w:r>
-    </w:p>
-    <w:p>
-      <w:pPr>
-        <w:pStyle w:val="BodyText"/>
-      </w:pPr>
-      <w:r>
-        <w:t xml:space="preserve">설명서가 있으면 현업이 데이터 담당자에게 일일이 묻지 않고</w:t>
-      </w:r>
-      <w:r>
-        <w:t xml:space="preserve"> </w:t>
-      </w:r>
-      <w:r>
-        <w:rPr>
-          <w:b/>
-        </w:rPr>
-        <w:t xml:space="preserve">스스로</w:t>
-      </w:r>
-      <w:r>
-        <w:t xml:space="preserve"> </w:t>
-      </w:r>
-      <w:r>
-        <w:t xml:space="preserve">데이터를 이해·활용한다.</w:t>
-      </w:r>
-      <w:r>
-        <w:t xml:space="preserve"> </w:t>
-      </w:r>
-      <w:r>
-        <w:t xml:space="preserve">“</w:t>
-      </w:r>
-      <w:r>
-        <w:t xml:space="preserve">이 컬럼 뭐예요?</w:t>
-      </w:r>
-      <w:r>
-        <w:t xml:space="preserve">”</w:t>
-      </w:r>
-      <w:r>
-        <w:t xml:space="preserve"> </w:t>
-      </w:r>
-      <w:r>
-        <w:t xml:space="preserve">문의가 줄고, 데이터 담당자는 반복 응대에서 벗어난다.</w:t>
-      </w:r>
-    </w:p>
-    <w:p>
-      <w:pPr>
-        <w:pStyle w:val="BodyText"/>
-      </w:pPr>
-      <w:r>
-        <w:rPr>
-          <w:b/>
-        </w:rPr>
-        <w:t xml:space="preserve">두산전자 예시:</w:t>
-      </w:r>
-      <w:r>
-        <w:t xml:space="preserve"> </w:t>
-      </w:r>
-      <w:r>
-        <w:t xml:space="preserve">신규 분석 담당자가</w:t>
-      </w:r>
-      <w:r>
-        <w:t xml:space="preserve"> </w:t>
-      </w:r>
-      <w:r>
-        <w:rPr>
-          <w:rStyle w:val="VerbatimChar"/>
-        </w:rPr>
-        <w:t xml:space="preserve">INSP_RESULT</w:t>
-      </w:r>
-      <w:r>
-        <w:t xml:space="preserve">를 처음 봐도, 컬럼 설명·코드값 풀이만 읽고 바로 결함 분석을 시작한다 — 기존엔 선임에게 컬럼 의미를 묻느라 며칠이 걸렸다.</w:t>
-      </w:r>
-    </w:p>
-    <w:p>
-      <w:pPr>
-        <w:pStyle w:val="BodyText"/>
-      </w:pPr>
-      <w:r>
-        <w:rPr>
-          <w:b/>
-        </w:rPr>
-        <w:t xml:space="preserve">③ 오류·재작업 감소</w:t>
-      </w:r>
-    </w:p>
-    <w:p>
-      <w:pPr>
-        <w:pStyle w:val="BodyText"/>
-      </w:pPr>
-      <w:r>
-        <w:t xml:space="preserve">단위·집계 기준 불일치로 생기는 잘못된 비교·집계가 사라진다.</w:t>
-      </w:r>
-      <w:r>
-        <w:t xml:space="preserve"> </w:t>
-      </w:r>
-      <w:r>
-        <w:rPr>
-          <w:rStyle w:val="VerbatimChar"/>
-        </w:rPr>
-        <w:t xml:space="preserve">제조원가 = 직접재료비+노무비+제조경비, 월 마감 기준</w:t>
-      </w:r>
-      <w:r>
-        <w:t xml:space="preserve">처럼 계산 기준이 명시되면, 서로 다른 기준의 원가를 단순 비교하는 실수가 원천 차단된다.</w:t>
-      </w:r>
-    </w:p>
-    <w:p>
-      <w:pPr>
-        <w:pStyle w:val="BodyText"/>
-      </w:pPr>
-      <w:r>
-        <w:rPr>
-          <w:b/>
-        </w:rPr>
-        <w:t xml:space="preserve">④ 거버넌스의 실행 기반</w:t>
-      </w:r>
-    </w:p>
-    <w:p>
-      <w:pPr>
-        <w:pStyle w:val="BodyText"/>
-      </w:pPr>
-      <w:r>
-        <w:t xml:space="preserve">보안 등급·개인정보 포함 여부·값 의미 유형이</w:t>
-      </w:r>
-      <w:r>
-        <w:t xml:space="preserve"> </w:t>
-      </w:r>
-      <w:r>
-        <w:rPr>
-          <w:b/>
-        </w:rPr>
-        <w:t xml:space="preserve">컬럼 단위</w:t>
-      </w:r>
-      <w:r>
-        <w:t xml:space="preserve">로 붙으면, 접근 통제·마스킹·집계 규칙이 자동으로 작동한다. 메타데이터는 거버넌스 정책을 실제 데이터에 연결하는 고리다.</w:t>
-      </w:r>
-    </w:p>
-    <w:p>
-      <w:pPr>
-        <w:pStyle w:val="BlockText"/>
-      </w:pPr>
-      <w:r>
-        <w:rPr>
-          <w:b/>
-        </w:rPr>
-        <w:t xml:space="preserve">자회사 입장에서 — 이 가이드를 적용하면:</w:t>
-      </w:r>
-      <w:r>
-        <w:t xml:space="preserve"> </w:t>
-      </w:r>
-      <w:r>
-        <w:t xml:space="preserve">① AI·분석 과제가</w:t>
-      </w:r>
-      <w:r>
-        <w:t xml:space="preserve"> </w:t>
-      </w:r>
-      <w:r>
-        <w:t xml:space="preserve">“</w:t>
-      </w:r>
-      <w:r>
-        <w:t xml:space="preserve">컬럼 의미 물어보기</w:t>
-      </w:r>
-      <w:r>
-        <w:t xml:space="preserve">”</w:t>
-      </w:r>
-      <w:r>
-        <w:t xml:space="preserve">에서 해방돼 착수가 빨라지고, ② 단위·기준 불일치로 인한 재작업·오답이 줄며, ③ 담당자가 바뀌어도 데이터 해석이 조직에 남는다. 카탈로그가</w:t>
-      </w:r>
-      <w:r>
-        <w:t xml:space="preserve"> </w:t>
-      </w:r>
-      <w:r>
-        <w:t xml:space="preserve">“</w:t>
-      </w:r>
-      <w:r>
-        <w:t xml:space="preserve">데이터를 찾게</w:t>
-      </w:r>
-      <w:r>
-        <w:t xml:space="preserve">”</w:t>
-      </w:r>
-      <w:r>
-        <w:t xml:space="preserve"> </w:t>
-      </w:r>
-      <w:r>
-        <w:t xml:space="preserve">했다면, 메타데이터는</w:t>
-      </w:r>
-      <w:r>
-        <w:t xml:space="preserve"> </w:t>
-      </w:r>
-      <w:r>
-        <w:t xml:space="preserve">“</w:t>
-      </w:r>
-      <w:r>
-        <w:t xml:space="preserve">찾은 데이터를 믿고 쓰게</w:t>
-      </w:r>
-      <w:r>
-        <w:t xml:space="preserve">”</w:t>
-      </w:r>
-      <w:r>
-        <w:t xml:space="preserve"> </w:t>
-      </w:r>
-      <w:r>
-        <w:t xml:space="preserve">만든다.</w:t>
-      </w:r>
-    </w:p>
-    <w:p>
-      <w:pPr>
-        <w:pStyle w:val="FirstParagraph"/>
-      </w:pPr>
-    </w:p>
-    <w:p>
-      <w:pPr>
-        <w:pStyle w:val="Heading3"/>
-      </w:pPr>
-      <w:bookmarkStart w:id="7008" w:name="s13"/>
-      <w:bookmarkEnd w:id="7008"/>
-      <w:bookmarkStart w:id="7009" w:name="Xb4a6143d7bc39f18b0844630f0e786570c2e45d"/>
-      <w:bookmarkEnd w:id="7009"/>
-      <w:bookmarkStart w:id="31" w:name="적용-전-후"/>
-      <w:r>
-        <w:t xml:space="preserve">1.3 적용 전 / 후</w:t>
-      </w:r>
-      <w:bookmarkEnd w:id="31"/>
-    </w:p>
-    <w:p>
-      <w:pPr>
-        <w:pStyle w:val="FirstParagraph"/>
       </w:pPr>
       <w:r>
         <w:t xml:space="preserve">같은 데이터가 메타데이터 설명서를 붙이기 전과 후에 AI에게 어떻게 달리 읽히는지 보여 준다. 앞의 네 가지 Pain이 그대로 해소되는 모습이다.</w:t>
@@ -2361,27 +2294,19 @@
       <w:pPr>
         <w:pStyle w:val="FirstParagraph"/>
       </w:pPr>
-    </w:p>
-    <w:p>
-      <w:pPr>
-        <w:pStyle w:val="Heading2"/>
-      </w:pPr>
-      <w:bookmarkStart w:id="7010" w:name="s2"/>
-      <w:bookmarkEnd w:id="7010"/>
-      <w:bookmarkStart w:id="7011" w:name="X7142bb736876522c2b9ef81f0614d6d6f1cf9c3"/>
-      <w:bookmarkEnd w:id="7011"/>
-      <w:bookmarkStart w:id="32" w:name="what-메타데이터의-구성-요소"/>
-      <w:r>
-        <w:t xml:space="preserve">2. What — 메타데이터의 구성 요소</w:t>
-      </w:r>
-      <w:bookmarkEnd w:id="32"/>
-    </w:p>
-    <w:p>
-      <w:pPr>
-        <w:pStyle w:val="FirstParagraph"/>
-      </w:pPr>
-      <w:r>
-        <w:t xml:space="preserve">이 장은 메타데이터가 무엇이고 무엇으로 이루어지는지를 정의한다. 메타데이터는 채우는 주체와 방식에 따라 기술·비즈·운영 세 종류로 나뉘고(2.2), 카탈로그부터 컬럼·볼륨까지 다섯 계층에 붙는다(2.3). 이</w:t>
+      <w:r>
+        <w:t xml:space="preserve"> </w:t>
+      </w:r>
+      <w:r>
+        <w:t xml:space="preserve">## 2. What — 메타데이터의 구성 요소</w:t>
+      </w:r>
+    </w:p>
+    <w:p>
+      <w:pPr>
+        <w:pStyle w:val="BodyText"/>
+      </w:pPr>
+      <w:r>
+        <w:t xml:space="preserve">이 장은 메타데이터가 무엇이고 무엇으로 이루어지는지를 정의한다. 메타데이터는 채우는 주체와 방식에 따라 기술·비즈·운영 세 종류로 나뉘고(2.2), 카탈로그부터 컬럼·비정형 파일까지 다섯 계층에 붙는다(2.3). 이</w:t>
       </w:r>
       <w:r>
         <w:t xml:space="preserve"> </w:t>
@@ -2403,30 +2328,22 @@
       <w:pPr>
         <w:pStyle w:val="BodyText"/>
       </w:pPr>
-    </w:p>
-    <w:p>
-      <w:pPr>
-        <w:pStyle w:val="Heading3"/>
-      </w:pPr>
-      <w:bookmarkStart w:id="7012" w:name="s21"/>
-      <w:bookmarkEnd w:id="7012"/>
-      <w:bookmarkStart w:id="7013" w:name="X19b9fa541d1de1c35367f61136dd4f3afe96760"/>
-      <w:bookmarkEnd w:id="7013"/>
-      <w:bookmarkStart w:id="33" w:name="메타데이터의-정의와-위치"/>
-      <w:r>
-        <w:t xml:space="preserve">2.1 메타데이터의 정의와 위치</w:t>
-      </w:r>
-      <w:bookmarkEnd w:id="33"/>
+      <w:r>
+        <w:t xml:space="preserve"> </w:t>
+      </w:r>
+      <w:r>
+        <w:t xml:space="preserve">### 2.1 메타데이터의 정의와 위치</w:t>
+      </w:r>
     </w:p>
     <w:p>
       <w:pPr>
         <w:pStyle w:val="Heading4"/>
       </w:pPr>
-      <w:bookmarkStart w:id="34" w:name="메타데이터란-데이터의-설명서"/>
+      <w:bookmarkStart w:id="27" w:name="메타데이터란-데이터의-설명서"/>
       <w:r>
         <w:t xml:space="preserve">메타데이터란 (데이터의 설명서)</w:t>
       </w:r>
-      <w:bookmarkEnd w:id="34"/>
+      <w:bookmarkEnd w:id="27"/>
     </w:p>
     <w:p>
       <w:pPr>
@@ -2920,7 +2837,7 @@
         <w:t xml:space="preserve">계층 전반</w:t>
       </w:r>
       <w:r>
-        <w:t xml:space="preserve">(카탈로그→스키마→테이블→컬럼→볼륨)에 붙으며, 본 가이드는 이를</w:t>
+        <w:t xml:space="preserve">(카탈로그→스키마→테이블→컬럼→비정형 파일)에 붙으며, 본 가이드는 이를</w:t>
       </w:r>
       <w:r>
         <w:t xml:space="preserve"> </w:t>
@@ -2939,13 +2856,13 @@
       <w:pPr>
         <w:pStyle w:val="Heading4"/>
       </w:pPr>
-      <w:bookmarkStart w:id="7014" w:name="어디에-자리하나--자산의-속성"/>
-      <w:bookmarkEnd w:id="7014"/>
-      <w:bookmarkStart w:id="35" w:name="어디에-자리하나-자산의-속성"/>
+      <w:bookmarkStart w:id="7001" w:name="어디에-자리하나--자산의-속성"/>
+      <w:bookmarkEnd w:id="7001"/>
+      <w:bookmarkStart w:id="28" w:name="어디에-자리하나-자산의-속성"/>
       <w:r>
         <w:t xml:space="preserve">어디에 자리하나 — 자산의 속성</w:t>
       </w:r>
-      <w:bookmarkEnd w:id="35"/>
+      <w:bookmarkEnd w:id="28"/>
     </w:p>
     <w:p>
       <w:pPr>
@@ -2987,7 +2904,7 @@
       <w:r>
         <w:t xml:space="preserve"> </w:t>
       </w:r>
-      <w:hyperlink r:id="rId36">
+      <w:hyperlink r:id="rId29">
         <w:r>
           <w:rPr>
             <w:rStyle w:val="Hyperlink"/>
@@ -3110,7 +3027,7 @@
         <w:rPr>
           <w:b/>
         </w:rPr>
-        <w:t xml:space="preserve">다섯 계층(카탈로그·스키마·테이블·컬럼·볼륨)</w:t>
+        <w:t xml:space="preserve">다섯 계층(카탈로그·스키마·테이블·컬럼·비정형 파일)</w:t>
       </w:r>
       <w:r>
         <w:t xml:space="preserve">. 가이드 전체에서 이 분류·용어를 일관되게 쓴다. A-2의 경계·인접 주제와의 역할 분담은</w:t>
@@ -3561,7 +3478,7 @@
               <w:jc w:val="left"/>
             </w:pPr>
             <w:r>
-              <w:t xml:space="preserve">⑤ 볼륨(비정형)</w:t>
+              <w:t xml:space="preserve">⑤ 비정형 파일</w:t>
             </w:r>
           </w:p>
         </w:tc>
@@ -3682,13 +3599,13 @@
               <a:graphicData uri="http://schemas.openxmlformats.org/drawingml/2006/picture">
                 <pic:pic>
                   <pic:nvPicPr>
-                    <pic:cNvPr descr="/sessions/nice-keen-davinci/tmp/md2docx_drwv3811/diagrams/d01.png" id="0" name="Picture"/>
+                    <pic:cNvPr descr="/sessions/trusting-hopeful-pasteur/tmp/md2docx_kn30_g51/diagrams/d01.png" id="0" name="Picture"/>
                     <pic:cNvPicPr>
                       <a:picLocks noChangeArrowheads="1" noChangeAspect="1"/>
                     </pic:cNvPicPr>
                   </pic:nvPicPr>
                   <pic:blipFill>
-                    <a:blip r:embed="rId37"/>
+                    <a:blip r:embed="rId30"/>
                     <a:stretch>
                       <a:fillRect/>
                     </a:stretch>
@@ -3719,24 +3636,16 @@
       <w:pPr>
         <w:pStyle w:val="BodyText"/>
       </w:pPr>
-    </w:p>
-    <w:p>
-      <w:pPr>
-        <w:pStyle w:val="Heading3"/>
-      </w:pPr>
-      <w:bookmarkStart w:id="7015" w:name="s22"/>
-      <w:bookmarkEnd w:id="7015"/>
-      <w:bookmarkStart w:id="7016" w:name="Xb1db3707c391a2aa4f56c89d7343907c3d9a942"/>
-      <w:bookmarkEnd w:id="7016"/>
-      <w:bookmarkStart w:id="38" w:name="세-종류의-메타데이터-기술-비즈-운영"/>
-      <w:r>
-        <w:t xml:space="preserve">2.2 세 종류의 메타데이터 (기술 · 비즈 · 운영)</w:t>
-      </w:r>
-      <w:bookmarkEnd w:id="38"/>
-    </w:p>
-    <w:p>
-      <w:pPr>
-        <w:pStyle w:val="FirstParagraph"/>
+      <w:r>
+        <w:t xml:space="preserve"> </w:t>
+      </w:r>
+      <w:r>
+        <w:t xml:space="preserve">### 2.2 세 종류의 메타데이터 (기술 · 비즈 · 운영)</w:t>
+      </w:r>
+    </w:p>
+    <w:p>
+      <w:pPr>
+        <w:pStyle w:val="BodyText"/>
       </w:pPr>
       <w:r>
         <w:t xml:space="preserve">메타데이터는 시스템 관점(기술), 업무 관점(비즈), 상태 관점(운영) 세 종류로 나뉜다 — 채우는 주체와 방식이 다르므로, 종류를 구분하는 것이 작성 전략의 출발점이다.</w:t>
@@ -4557,13 +4466,13 @@
               <a:graphicData uri="http://schemas.openxmlformats.org/drawingml/2006/picture">
                 <pic:pic>
                   <pic:nvPicPr>
-                    <pic:cNvPr descr="/sessions/nice-keen-davinci/tmp/md2docx_drwv3811/diagrams/d02.png" id="0" name="Picture"/>
+                    <pic:cNvPr descr="/sessions/trusting-hopeful-pasteur/tmp/md2docx_kn30_g51/diagrams/d02.png" id="0" name="Picture"/>
                     <pic:cNvPicPr>
                       <a:picLocks noChangeArrowheads="1" noChangeAspect="1"/>
                     </pic:cNvPicPr>
                   </pic:nvPicPr>
                   <pic:blipFill>
-                    <a:blip r:embed="rId39"/>
+                    <a:blip r:embed="rId31"/>
                     <a:stretch>
                       <a:fillRect/>
                     </a:stretch>
@@ -4594,59 +4503,98 @@
       <w:pPr>
         <w:pStyle w:val="BodyText"/>
       </w:pPr>
-    </w:p>
-    <w:p>
-      <w:pPr>
-        <w:pStyle w:val="Heading3"/>
-      </w:pPr>
-      <w:bookmarkStart w:id="7017" w:name="s23"/>
-      <w:bookmarkEnd w:id="7017"/>
-      <w:bookmarkStart w:id="7018" w:name="X38f12cfac16897d5a77adad357c36441af8e66d"/>
-      <w:bookmarkEnd w:id="7018"/>
-      <w:bookmarkStart w:id="40" w:name="다섯-계층-어디에-붙나"/>
-      <w:r>
-        <w:t xml:space="preserve">2.3 다섯 계층 (어디에 붙나)</w:t>
-      </w:r>
-      <w:bookmarkEnd w:id="40"/>
+      <w:r>
+        <w:t xml:space="preserve"> </w:t>
+      </w:r>
+      <w:r>
+        <w:t xml:space="preserve">### 2.3 다섯 계층 (어디에 붙나)</w:t>
+      </w:r>
+    </w:p>
+    <w:p>
+      <w:pPr>
+        <w:pStyle w:val="BodyText"/>
+      </w:pPr>
+      <w:r>
+        <w:t xml:space="preserve">메타데이터는 데이터 자산의 계층마다 붙는다 — 위에서 아래로 좁아지며,</w:t>
+      </w:r>
+      <w:r>
+        <w:t xml:space="preserve"> </w:t>
+      </w:r>
+      <w:r>
+        <w:rPr>
+          <w:b/>
+        </w:rPr>
+        <w:t xml:space="preserve">컬럼 계층에 가장 상세하게 붙고</w:t>
+      </w:r>
+      <w:r>
+        <w:t xml:space="preserve">, 표가 아닌 자산(문서·이미지)은</w:t>
+      </w:r>
+      <w:r>
+        <w:t xml:space="preserve"> </w:t>
+      </w:r>
+      <w:r>
+        <w:rPr>
+          <w:b/>
+        </w:rPr>
+        <w:t xml:space="preserve">비정형 파일</w:t>
+      </w:r>
+      <w:r>
+        <w:t xml:space="preserve"> </w:t>
+      </w:r>
+      <w:r>
+        <w:t xml:space="preserve">단위로 관리한다.</w:t>
+      </w:r>
+    </w:p>
+    <w:p>
+      <w:pPr>
+        <w:pStyle w:val="BlockText"/>
+      </w:pPr>
+      <w:r>
+        <w:rPr>
+          <w:b/>
+        </w:rPr>
+        <w:t xml:space="preserve">용어 풀이 — 비정형 파일:</w:t>
+      </w:r>
+      <w:r>
+        <w:t xml:space="preserve"> </w:t>
+      </w:r>
+      <w:r>
+        <w:t xml:space="preserve">표(테이블)가 아닌 파일 데이터(PDF 보고서·도면 사진·설비 영상·로그 등)를 묶어 관리하는 단위. 테이블·컬럼이</w:t>
+      </w:r>
+      <w:r>
+        <w:t xml:space="preserve"> </w:t>
+      </w:r>
+      <w:r>
+        <w:t xml:space="preserve">“</w:t>
+      </w:r>
+      <w:r>
+        <w:t xml:space="preserve">표 안의 칸</w:t>
+      </w:r>
+      <w:r>
+        <w:t xml:space="preserve">”</w:t>
+      </w:r>
+      <w:r>
+        <w:t xml:space="preserve">이라면, 비정형 파일은</w:t>
+      </w:r>
+      <w:r>
+        <w:t xml:space="preserve"> </w:t>
+      </w:r>
+      <w:r>
+        <w:t xml:space="preserve">“</w:t>
+      </w:r>
+      <w:r>
+        <w:t xml:space="preserve">표가 아닌 파일 묶음</w:t>
+      </w:r>
+      <w:r>
+        <w:t xml:space="preserve">”</w:t>
+      </w:r>
+      <w:r>
+        <w:t xml:space="preserve">이다. (참고: Databricks에서는 이 단위를 ’볼륨(Volume)’이라는 제품 고유 용어로 부른다.)</w:t>
+      </w:r>
     </w:p>
     <w:p>
       <w:pPr>
         <w:pStyle w:val="FirstParagraph"/>
-      </w:pPr>
-      <w:r>
-        <w:t xml:space="preserve">메타데이터는 데이터 자산의 계층마다 붙는다 — 위에서 아래로 좁아지며,</w:t>
-      </w:r>
-      <w:r>
-        <w:t xml:space="preserve"> </w:t>
-      </w:r>
-      <w:r>
-        <w:rPr>
-          <w:b/>
-        </w:rPr>
-        <w:t xml:space="preserve">컬럼 계층에 가장 상세하게 붙고</w:t>
-      </w:r>
-      <w:r>
-        <w:t xml:space="preserve">, 표가 아닌 자산(문서·이미지)은</w:t>
-      </w:r>
-      <w:r>
-        <w:t xml:space="preserve"> </w:t>
-      </w:r>
-      <w:r>
-        <w:rPr>
-          <w:b/>
-        </w:rPr>
-        <w:t xml:space="preserve">볼륨</w:t>
-      </w:r>
-      <w:r>
-        <w:t xml:space="preserve"> </w:t>
-      </w:r>
-      <w:r>
-        <w:t xml:space="preserve">단위로 관리한다.</w:t>
-      </w:r>
-    </w:p>
-    <w:p>
-      <w:pPr>
-        <w:pStyle w:val="BodyText"/>
         <w:jc w:val="center"/>
       </w:pPr>
       <w:r>
@@ -4659,13 +4607,13 @@
               <a:graphicData uri="http://schemas.openxmlformats.org/drawingml/2006/picture">
                 <pic:pic>
                   <pic:nvPicPr>
-                    <pic:cNvPr descr="/sessions/nice-keen-davinci/tmp/md2docx_drwv3811/diagrams/d03.png" id="0" name="Picture"/>
+                    <pic:cNvPr descr="/sessions/trusting-hopeful-pasteur/tmp/md2docx_kn30_g51/diagrams/d03.png" id="0" name="Picture"/>
                     <pic:cNvPicPr>
                       <a:picLocks noChangeArrowheads="1" noChangeAspect="1"/>
                     </pic:cNvPicPr>
                   </pic:nvPicPr>
                   <pic:blipFill>
-                    <a:blip r:embed="rId41"/>
+                    <a:blip r:embed="rId32"/>
                     <a:stretch>
                       <a:fillRect/>
                     </a:stretch>
@@ -4715,7 +4663,7 @@
         <w:rPr>
           <w:b/>
         </w:rPr>
-        <w:t xml:space="preserve">볼륨</w:t>
+        <w:t xml:space="preserve">비정형 파일</w:t>
       </w:r>
       <w:r>
         <w:t xml:space="preserve"> </w:t>
@@ -4755,10 +4703,10 @@
         <w:tblLook w:firstRow="1"/>
       </w:tblPr>
       <w:tblGrid>
-        <w:gridCol w:w="1072"/>
-        <w:gridCol w:w="1835"/>
-        <w:gridCol w:w="3382"/>
-        <w:gridCol w:w="2709"/>
+        <w:gridCol w:w="1063"/>
+        <w:gridCol w:w="1837"/>
+        <w:gridCol w:w="3386"/>
+        <w:gridCol w:w="2713"/>
       </w:tblGrid>
       <w:tr>
         <w:trPr>
@@ -4766,7 +4714,7 @@
         </w:trPr>
         <w:tc>
           <w:tcPr>
-            <w:tcW w:type="pct" w:w="572"/>
+            <w:tcW w:type="pct" w:w="567"/>
             <w:shd w:val="clear" w:color="auto" w:fill="DCE8F5"/>
             <w:vAlign w:val="center"/>
           </w:tcPr>
@@ -4785,7 +4733,7 @@
         </w:tc>
         <w:tc>
           <w:tcPr>
-            <w:tcW w:type="pct" w:w="979"/>
+            <w:tcW w:type="pct" w:w="980"/>
             <w:shd w:val="clear" w:color="auto" w:fill="DCE8F5"/>
             <w:vAlign w:val="center"/>
           </w:tcPr>
@@ -4804,7 +4752,7 @@
         </w:tc>
         <w:tc>
           <w:tcPr>
-            <w:tcW w:type="pct" w:w="1804"/>
+            <w:tcW w:type="pct" w:w="1806"/>
             <w:shd w:val="clear" w:color="auto" w:fill="DCE8F5"/>
             <w:vAlign w:val="center"/>
           </w:tcPr>
@@ -4823,7 +4771,7 @@
         </w:tc>
         <w:tc>
           <w:tcPr>
-            <w:tcW w:type="pct" w:w="1445"/>
+            <w:tcW w:type="pct" w:w="1447"/>
             <w:shd w:val="clear" w:color="auto" w:fill="DCE8F5"/>
             <w:vAlign w:val="center"/>
           </w:tcPr>
@@ -4844,7 +4792,7 @@
       <w:tr>
         <w:tc>
           <w:tcPr>
-            <w:tcW w:type="pct" w:w="572"/>
+            <w:tcW w:type="pct" w:w="567"/>
             <w:vAlign w:val="center"/>
           </w:tcPr>
           <w:p>
@@ -4859,7 +4807,7 @@
         </w:tc>
         <w:tc>
           <w:tcPr>
-            <w:tcW w:type="pct" w:w="979"/>
+            <w:tcW w:type="pct" w:w="980"/>
             <w:vAlign w:val="center"/>
           </w:tcPr>
           <w:p>
@@ -4874,7 +4822,7 @@
         </w:tc>
         <w:tc>
           <w:tcPr>
-            <w:tcW w:type="pct" w:w="1804"/>
+            <w:tcW w:type="pct" w:w="1806"/>
             <w:vAlign w:val="center"/>
           </w:tcPr>
           <w:p>
@@ -4889,7 +4837,7 @@
         </w:tc>
         <w:tc>
           <w:tcPr>
-            <w:tcW w:type="pct" w:w="1445"/>
+            <w:tcW w:type="pct" w:w="1447"/>
             <w:vAlign w:val="center"/>
           </w:tcPr>
           <w:p>
@@ -4906,7 +4854,7 @@
       <w:tr>
         <w:tc>
           <w:tcPr>
-            <w:tcW w:type="pct" w:w="572"/>
+            <w:tcW w:type="pct" w:w="567"/>
             <w:vAlign w:val="center"/>
           </w:tcPr>
           <w:p>
@@ -4921,7 +4869,7 @@
         </w:tc>
         <w:tc>
           <w:tcPr>
-            <w:tcW w:type="pct" w:w="979"/>
+            <w:tcW w:type="pct" w:w="980"/>
             <w:vAlign w:val="center"/>
           </w:tcPr>
           <w:p>
@@ -4936,7 +4884,7 @@
         </w:tc>
         <w:tc>
           <w:tcPr>
-            <w:tcW w:type="pct" w:w="1804"/>
+            <w:tcW w:type="pct" w:w="1806"/>
             <w:vAlign w:val="center"/>
           </w:tcPr>
           <w:p>
@@ -4951,7 +4899,7 @@
         </w:tc>
         <w:tc>
           <w:tcPr>
-            <w:tcW w:type="pct" w:w="1445"/>
+            <w:tcW w:type="pct" w:w="1447"/>
             <w:vAlign w:val="center"/>
           </w:tcPr>
           <w:p>
@@ -4968,7 +4916,7 @@
       <w:tr>
         <w:tc>
           <w:tcPr>
-            <w:tcW w:type="pct" w:w="572"/>
+            <w:tcW w:type="pct" w:w="567"/>
             <w:vAlign w:val="center"/>
           </w:tcPr>
           <w:p>
@@ -4983,7 +4931,7 @@
         </w:tc>
         <w:tc>
           <w:tcPr>
-            <w:tcW w:type="pct" w:w="979"/>
+            <w:tcW w:type="pct" w:w="980"/>
             <w:vAlign w:val="center"/>
           </w:tcPr>
           <w:p>
@@ -4998,7 +4946,7 @@
         </w:tc>
         <w:tc>
           <w:tcPr>
-            <w:tcW w:type="pct" w:w="1804"/>
+            <w:tcW w:type="pct" w:w="1806"/>
             <w:vAlign w:val="center"/>
           </w:tcPr>
           <w:p>
@@ -5013,7 +4961,7 @@
         </w:tc>
         <w:tc>
           <w:tcPr>
-            <w:tcW w:type="pct" w:w="1445"/>
+            <w:tcW w:type="pct" w:w="1447"/>
             <w:vAlign w:val="center"/>
           </w:tcPr>
           <w:p>
@@ -5030,7 +4978,7 @@
       <w:tr>
         <w:tc>
           <w:tcPr>
-            <w:tcW w:type="pct" w:w="572"/>
+            <w:tcW w:type="pct" w:w="567"/>
             <w:vAlign w:val="center"/>
           </w:tcPr>
           <w:p>
@@ -5045,7 +4993,7 @@
         </w:tc>
         <w:tc>
           <w:tcPr>
-            <w:tcW w:type="pct" w:w="979"/>
+            <w:tcW w:type="pct" w:w="980"/>
             <w:vAlign w:val="center"/>
           </w:tcPr>
           <w:p>
@@ -5069,7 +5017,7 @@
         </w:tc>
         <w:tc>
           <w:tcPr>
-            <w:tcW w:type="pct" w:w="1804"/>
+            <w:tcW w:type="pct" w:w="1806"/>
             <w:vAlign w:val="center"/>
           </w:tcPr>
           <w:p>
@@ -5084,7 +5032,7 @@
         </w:tc>
         <w:tc>
           <w:tcPr>
-            <w:tcW w:type="pct" w:w="1445"/>
+            <w:tcW w:type="pct" w:w="1447"/>
             <w:vAlign w:val="center"/>
           </w:tcPr>
           <w:p>
@@ -5101,22 +5049,22 @@
       <w:tr>
         <w:tc>
           <w:tcPr>
-            <w:tcW w:type="pct" w:w="572"/>
-            <w:vAlign w:val="center"/>
-          </w:tcPr>
-          <w:p>
-            <w:pPr>
-              <w:pStyle w:val="Compact"/>
-              <w:jc w:val="left"/>
-            </w:pPr>
-            <w:r>
-              <w:t xml:space="preserve">⑤ 볼륨(비정형)</w:t>
-            </w:r>
-          </w:p>
-        </w:tc>
-        <w:tc>
-          <w:tcPr>
-            <w:tcW w:type="pct" w:w="979"/>
+            <w:tcW w:type="pct" w:w="567"/>
+            <w:vAlign w:val="center"/>
+          </w:tcPr>
+          <w:p>
+            <w:pPr>
+              <w:pStyle w:val="Compact"/>
+              <w:jc w:val="left"/>
+            </w:pPr>
+            <w:r>
+              <w:t xml:space="preserve">⑤ 비정형 파일</w:t>
+            </w:r>
+          </w:p>
+        </w:tc>
+        <w:tc>
+          <w:tcPr>
+            <w:tcW w:type="pct" w:w="980"/>
             <w:vAlign w:val="center"/>
           </w:tcPr>
           <w:p>
@@ -5131,22 +5079,22 @@
         </w:tc>
         <w:tc>
           <w:tcPr>
-            <w:tcW w:type="pct" w:w="1804"/>
-            <w:vAlign w:val="center"/>
-          </w:tcPr>
-          <w:p>
-            <w:pPr>
-              <w:pStyle w:val="Compact"/>
-              <w:jc w:val="left"/>
-            </w:pPr>
-            <w:r>
-              <w:t xml:space="preserve">볼륨명/유형, 저장 위치, 파일 수·용량, 수집·파싱 상태</w:t>
-            </w:r>
-          </w:p>
-        </w:tc>
-        <w:tc>
-          <w:tcPr>
-            <w:tcW w:type="pct" w:w="1445"/>
+            <w:tcW w:type="pct" w:w="1806"/>
+            <w:vAlign w:val="center"/>
+          </w:tcPr>
+          <w:p>
+            <w:pPr>
+              <w:pStyle w:val="Compact"/>
+              <w:jc w:val="left"/>
+            </w:pPr>
+            <w:r>
+              <w:t xml:space="preserve">파일명/유형, 저장 위치, 파일 수·용량, 수집·파싱 상태</w:t>
+            </w:r>
+          </w:p>
+        </w:tc>
+        <w:tc>
+          <w:tcPr>
+            <w:tcW w:type="pct" w:w="1447"/>
             <w:vAlign w:val="center"/>
           </w:tcPr>
           <w:p>
@@ -5175,31 +5123,23 @@
         <w:t xml:space="preserve"> </w:t>
       </w:r>
       <w:r>
-        <w:t xml:space="preserve">정형은 적재·집계·조회 성능 중심, 비정형(볼륨)은 수집·파싱·저장 규모·AI 활용 가능성 중심으로 초점이 다르다.</w:t>
+        <w:t xml:space="preserve">정형은 적재·집계·조회 성능 중심, 비정형 파일은 수집·파싱·저장 규모·AI 활용 가능성 중심으로 초점이 다르다.</w:t>
       </w:r>
     </w:p>
     <w:p>
       <w:pPr>
         <w:pStyle w:val="FirstParagraph"/>
       </w:pPr>
-    </w:p>
-    <w:p>
-      <w:pPr>
-        <w:pStyle w:val="Heading3"/>
-      </w:pPr>
-      <w:bookmarkStart w:id="7019" w:name="s24"/>
-      <w:bookmarkEnd w:id="7019"/>
-      <w:bookmarkStart w:id="7020" w:name="X4b3b8aec6e11bfa6ed42a41ac6ed0771070f9b4"/>
-      <w:bookmarkEnd w:id="7020"/>
-      <w:bookmarkStart w:id="42" w:name="항목-사전-대표-항목"/>
-      <w:r>
-        <w:t xml:space="preserve">2.4 항목 사전 — 대표 항목</w:t>
-      </w:r>
-      <w:bookmarkEnd w:id="42"/>
-    </w:p>
-    <w:p>
-      <w:pPr>
-        <w:pStyle w:val="FirstParagraph"/>
+      <w:r>
+        <w:t xml:space="preserve"> </w:t>
+      </w:r>
+      <w:r>
+        <w:t xml:space="preserve">### 2.4 항목 사전 — 대표 항목</w:t>
+      </w:r>
+    </w:p>
+    <w:p>
+      <w:pPr>
+        <w:pStyle w:val="BodyText"/>
       </w:pPr>
       <w:r>
         <w:t xml:space="preserve">자산에 붙이는 메타데이터 항목을</w:t>
@@ -7186,24 +7126,16 @@
       <w:pPr>
         <w:pStyle w:val="FirstParagraph"/>
       </w:pPr>
-    </w:p>
-    <w:p>
-      <w:pPr>
-        <w:pStyle w:val="Heading3"/>
-      </w:pPr>
-      <w:bookmarkStart w:id="7021" w:name="sec34"/>
-      <w:bookmarkEnd w:id="7021"/>
-      <w:bookmarkStart w:id="7022" w:name="X02cf70b27e9237a556283a4132f84710599053e"/>
-      <w:bookmarkEnd w:id="7022"/>
-      <w:bookmarkStart w:id="43" w:name="필드-설명서-이름만으론-모르는-데이터-풀이"/>
-      <w:r>
-        <w:t xml:space="preserve">2.5 필드 설명서 — 이름만으론 모르는 데이터 풀이</w:t>
-      </w:r>
-      <w:bookmarkEnd w:id="43"/>
-    </w:p>
-    <w:p>
-      <w:pPr>
-        <w:pStyle w:val="FirstParagraph"/>
+      <w:r>
+        <w:t xml:space="preserve"> </w:t>
+      </w:r>
+      <w:r>
+        <w:t xml:space="preserve">### 2.5 필드 설명서 — 이름만으론 모르는 데이터 풀이</w:t>
+      </w:r>
+    </w:p>
+    <w:p>
+      <w:pPr>
+        <w:pStyle w:val="BodyText"/>
       </w:pPr>
       <w:r>
         <w:t xml:space="preserve">AI와 사람이 똑같이 해석하도록 약어·코드·현장식 이름에는</w:t>
@@ -8020,24 +7952,16 @@
       <w:pPr>
         <w:pStyle w:val="FirstParagraph"/>
       </w:pPr>
-    </w:p>
-    <w:p>
-      <w:pPr>
-        <w:pStyle w:val="Heading3"/>
-      </w:pPr>
-      <w:bookmarkStart w:id="7023" w:name="sec35"/>
-      <w:bookmarkEnd w:id="7023"/>
-      <w:bookmarkStart w:id="7024" w:name="X33387e969f8ea12d122a0f788c67ee31ad65446"/>
-      <w:bookmarkEnd w:id="7024"/>
-      <w:bookmarkStart w:id="44" w:name="단위기준일집계-기준"/>
-      <w:r>
-        <w:t xml:space="preserve">2.6 단위·기준일·집계 기준</w:t>
-      </w:r>
-      <w:bookmarkEnd w:id="44"/>
-    </w:p>
-    <w:p>
-      <w:pPr>
-        <w:pStyle w:val="FirstParagraph"/>
+      <w:r>
+        <w:t xml:space="preserve"> </w:t>
+      </w:r>
+      <w:r>
+        <w:t xml:space="preserve">### 2.6 단위·기준일·집계 기준</w:t>
+      </w:r>
+    </w:p>
+    <w:p>
+      <w:pPr>
+        <w:pStyle w:val="BodyText"/>
       </w:pPr>
       <w:r>
         <w:t xml:space="preserve">숫자 컬럼에는</w:t>
@@ -8575,24 +8499,16 @@
       <w:pPr>
         <w:pStyle w:val="BodyText"/>
       </w:pPr>
-    </w:p>
-    <w:p>
-      <w:pPr>
-        <w:pStyle w:val="Heading3"/>
-      </w:pPr>
-      <w:bookmarkStart w:id="7025" w:name="sec36"/>
-      <w:bookmarkEnd w:id="7025"/>
-      <w:bookmarkStart w:id="7026" w:name="Xc825c85a8a0e18addf80cf58b7373bf21b53b5c"/>
-      <w:bookmarkEnd w:id="7026"/>
-      <w:bookmarkStart w:id="45" w:name="메타데이터-표준-양식과-버전-관리"/>
-      <w:r>
-        <w:t xml:space="preserve">2.7 메타데이터 표준 양식과 버전 관리</w:t>
-      </w:r>
-      <w:bookmarkEnd w:id="45"/>
-    </w:p>
-    <w:p>
-      <w:pPr>
-        <w:pStyle w:val="FirstParagraph"/>
+      <w:r>
+        <w:t xml:space="preserve"> </w:t>
+      </w:r>
+      <w:r>
+        <w:t xml:space="preserve">### 2.7 메타데이터 표준 양식과 버전 관리</w:t>
+      </w:r>
+    </w:p>
+    <w:p>
+      <w:pPr>
+        <w:pStyle w:val="BodyText"/>
       </w:pPr>
       <w:r>
         <w:t xml:space="preserve">“</w:t>
@@ -9013,13 +8929,13 @@
               <a:graphicData uri="http://schemas.openxmlformats.org/drawingml/2006/picture">
                 <pic:pic>
                   <pic:nvPicPr>
-                    <pic:cNvPr descr="/sessions/nice-keen-davinci/tmp/md2docx_drwv3811/diagrams/d04.png" id="0" name="Picture"/>
+                    <pic:cNvPr descr="/sessions/trusting-hopeful-pasteur/tmp/md2docx_kn30_g51/diagrams/d04.png" id="0" name="Picture"/>
                     <pic:cNvPicPr>
                       <a:picLocks noChangeArrowheads="1" noChangeAspect="1"/>
                     </pic:cNvPicPr>
                   </pic:nvPicPr>
                   <pic:blipFill>
-                    <a:blip r:embed="rId46"/>
+                    <a:blip r:embed="rId33"/>
                     <a:stretch>
                       <a:fillRect/>
                     </a:stretch>
@@ -9050,24 +8966,16 @@
       <w:pPr>
         <w:pStyle w:val="BodyText"/>
       </w:pPr>
-    </w:p>
-    <w:p>
-      <w:pPr>
-        <w:pStyle w:val="Heading3"/>
-      </w:pPr>
-      <w:bookmarkStart w:id="7027" w:name="s28"/>
-      <w:bookmarkEnd w:id="7027"/>
-      <w:bookmarkStart w:id="7028" w:name="X8f0c12de09e9d7aad505106506cac8e87a17272"/>
-      <w:bookmarkEnd w:id="7028"/>
-      <w:bookmarkStart w:id="47" w:name="데이터-유형별-메타데이터-차이"/>
-      <w:r>
-        <w:t xml:space="preserve">2.8 데이터 유형별 메타데이터 차이</w:t>
-      </w:r>
-      <w:bookmarkEnd w:id="47"/>
-    </w:p>
-    <w:p>
-      <w:pPr>
-        <w:pStyle w:val="FirstParagraph"/>
+      <w:r>
+        <w:t xml:space="preserve"> </w:t>
+      </w:r>
+      <w:r>
+        <w:t xml:space="preserve">### 2.8 데이터 유형별 메타데이터 차이</w:t>
+      </w:r>
+    </w:p>
+    <w:p>
+      <w:pPr>
+        <w:pStyle w:val="BodyText"/>
       </w:pPr>
       <w:r>
         <w:t xml:space="preserve">정형·시계열·문서·이미지·영상은</w:t>
@@ -9387,10 +9295,10 @@
         <w:tblLook w:firstRow="1"/>
       </w:tblPr>
       <w:tblGrid>
-        <w:gridCol w:w="1048"/>
-        <w:gridCol w:w="2649"/>
-        <w:gridCol w:w="2971"/>
-        <w:gridCol w:w="2330"/>
+        <w:gridCol w:w="1076"/>
+        <w:gridCol w:w="2640"/>
+        <w:gridCol w:w="2962"/>
+        <w:gridCol w:w="2321"/>
       </w:tblGrid>
       <w:tr>
         <w:trPr>
@@ -9398,7 +9306,7 @@
         </w:trPr>
         <w:tc>
           <w:tcPr>
-            <w:tcW w:type="pct" w:w="559"/>
+            <w:tcW w:type="pct" w:w="574"/>
             <w:shd w:val="clear" w:color="auto" w:fill="DCE8F5"/>
             <w:vAlign w:val="center"/>
           </w:tcPr>
@@ -9417,7 +9325,7 @@
         </w:tc>
         <w:tc>
           <w:tcPr>
-            <w:tcW w:type="pct" w:w="1413"/>
+            <w:tcW w:type="pct" w:w="1408"/>
             <w:shd w:val="clear" w:color="auto" w:fill="DCE8F5"/>
             <w:vAlign w:val="center"/>
           </w:tcPr>
@@ -9436,7 +9344,7 @@
         </w:tc>
         <w:tc>
           <w:tcPr>
-            <w:tcW w:type="pct" w:w="1585"/>
+            <w:tcW w:type="pct" w:w="1580"/>
             <w:shd w:val="clear" w:color="auto" w:fill="DCE8F5"/>
             <w:vAlign w:val="center"/>
           </w:tcPr>
@@ -9455,7 +9363,7 @@
         </w:tc>
         <w:tc>
           <w:tcPr>
-            <w:tcW w:type="pct" w:w="1243"/>
+            <w:tcW w:type="pct" w:w="1238"/>
             <w:shd w:val="clear" w:color="auto" w:fill="DCE8F5"/>
             <w:vAlign w:val="center"/>
           </w:tcPr>
@@ -9476,7 +9384,7 @@
       <w:tr>
         <w:tc>
           <w:tcPr>
-            <w:tcW w:type="pct" w:w="559"/>
+            <w:tcW w:type="pct" w:w="574"/>
             <w:vAlign w:val="center"/>
           </w:tcPr>
           <w:p>
@@ -9494,7 +9402,7 @@
         </w:tc>
         <w:tc>
           <w:tcPr>
-            <w:tcW w:type="pct" w:w="1413"/>
+            <w:tcW w:type="pct" w:w="1408"/>
             <w:vAlign w:val="center"/>
           </w:tcPr>
           <w:p>
@@ -9518,7 +9426,7 @@
         </w:tc>
         <w:tc>
           <w:tcPr>
-            <w:tcW w:type="pct" w:w="1585"/>
+            <w:tcW w:type="pct" w:w="1580"/>
             <w:vAlign w:val="center"/>
           </w:tcPr>
           <w:p>
@@ -9545,7 +9453,7 @@
         </w:tc>
         <w:tc>
           <w:tcPr>
-            <w:tcW w:type="pct" w:w="1243"/>
+            <w:tcW w:type="pct" w:w="1238"/>
             <w:vAlign w:val="center"/>
           </w:tcPr>
           <w:p>
@@ -9562,7 +9470,7 @@
       <w:tr>
         <w:tc>
           <w:tcPr>
-            <w:tcW w:type="pct" w:w="559"/>
+            <w:tcW w:type="pct" w:w="574"/>
             <w:vAlign w:val="center"/>
           </w:tcPr>
           <w:p>
@@ -9580,7 +9488,7 @@
         </w:tc>
         <w:tc>
           <w:tcPr>
-            <w:tcW w:type="pct" w:w="1413"/>
+            <w:tcW w:type="pct" w:w="1408"/>
             <w:vAlign w:val="center"/>
           </w:tcPr>
           <w:p>
@@ -9610,7 +9518,7 @@
         </w:tc>
         <w:tc>
           <w:tcPr>
-            <w:tcW w:type="pct" w:w="1585"/>
+            <w:tcW w:type="pct" w:w="1580"/>
             <w:vAlign w:val="center"/>
           </w:tcPr>
           <w:p>
@@ -9625,7 +9533,7 @@
         </w:tc>
         <w:tc>
           <w:tcPr>
-            <w:tcW w:type="pct" w:w="1243"/>
+            <w:tcW w:type="pct" w:w="1238"/>
             <w:vAlign w:val="center"/>
           </w:tcPr>
           <w:p>
@@ -9642,7 +9550,7 @@
       <w:tr>
         <w:tc>
           <w:tcPr>
-            <w:tcW w:type="pct" w:w="559"/>
+            <w:tcW w:type="pct" w:w="574"/>
             <w:vAlign w:val="center"/>
           </w:tcPr>
           <w:p>
@@ -9660,7 +9568,7 @@
         </w:tc>
         <w:tc>
           <w:tcPr>
-            <w:tcW w:type="pct" w:w="1413"/>
+            <w:tcW w:type="pct" w:w="1408"/>
             <w:vAlign w:val="center"/>
           </w:tcPr>
           <w:p>
@@ -9684,7 +9592,7 @@
         </w:tc>
         <w:tc>
           <w:tcPr>
-            <w:tcW w:type="pct" w:w="1585"/>
+            <w:tcW w:type="pct" w:w="1580"/>
             <w:vAlign w:val="center"/>
           </w:tcPr>
           <w:p>
@@ -9699,7 +9607,7 @@
         </w:tc>
         <w:tc>
           <w:tcPr>
-            <w:tcW w:type="pct" w:w="1243"/>
+            <w:tcW w:type="pct" w:w="1238"/>
             <w:vAlign w:val="center"/>
           </w:tcPr>
           <w:p>
@@ -9716,7 +9624,7 @@
       <w:tr>
         <w:tc>
           <w:tcPr>
-            <w:tcW w:type="pct" w:w="559"/>
+            <w:tcW w:type="pct" w:w="574"/>
             <w:vAlign w:val="center"/>
           </w:tcPr>
           <w:p>
@@ -9734,7 +9642,7 @@
         </w:tc>
         <w:tc>
           <w:tcPr>
-            <w:tcW w:type="pct" w:w="1413"/>
+            <w:tcW w:type="pct" w:w="1408"/>
             <w:vAlign w:val="center"/>
           </w:tcPr>
           <w:p>
@@ -9758,7 +9666,7 @@
         </w:tc>
         <w:tc>
           <w:tcPr>
-            <w:tcW w:type="pct" w:w="1585"/>
+            <w:tcW w:type="pct" w:w="1580"/>
             <w:vAlign w:val="center"/>
           </w:tcPr>
           <w:p>
@@ -9773,7 +9681,7 @@
         </w:tc>
         <w:tc>
           <w:tcPr>
-            <w:tcW w:type="pct" w:w="1243"/>
+            <w:tcW w:type="pct" w:w="1238"/>
             <w:vAlign w:val="center"/>
           </w:tcPr>
           <w:p>
@@ -9790,7 +9698,7 @@
       <w:tr>
         <w:tc>
           <w:tcPr>
-            <w:tcW w:type="pct" w:w="559"/>
+            <w:tcW w:type="pct" w:w="574"/>
             <w:vAlign w:val="center"/>
           </w:tcPr>
           <w:p>
@@ -9808,7 +9716,7 @@
         </w:tc>
         <w:tc>
           <w:tcPr>
-            <w:tcW w:type="pct" w:w="1413"/>
+            <w:tcW w:type="pct" w:w="1408"/>
             <w:vAlign w:val="center"/>
           </w:tcPr>
           <w:p>
@@ -9832,7 +9740,7 @@
         </w:tc>
         <w:tc>
           <w:tcPr>
-            <w:tcW w:type="pct" w:w="1585"/>
+            <w:tcW w:type="pct" w:w="1580"/>
             <w:vAlign w:val="center"/>
           </w:tcPr>
           <w:p>
@@ -9847,7 +9755,7 @@
         </w:tc>
         <w:tc>
           <w:tcPr>
-            <w:tcW w:type="pct" w:w="1243"/>
+            <w:tcW w:type="pct" w:w="1238"/>
             <w:vAlign w:val="center"/>
           </w:tcPr>
           <w:p>
@@ -9864,7 +9772,7 @@
       <w:tr>
         <w:tc>
           <w:tcPr>
-            <w:tcW w:type="pct" w:w="559"/>
+            <w:tcW w:type="pct" w:w="574"/>
             <w:vAlign w:val="center"/>
           </w:tcPr>
           <w:p>
@@ -9876,13 +9784,13 @@
               <w:rPr>
                 <w:b/>
               </w:rPr>
-              <w:t xml:space="preserve">볼륨(이메일 첨부)</w:t>
-            </w:r>
-          </w:p>
-        </w:tc>
-        <w:tc>
-          <w:tcPr>
-            <w:tcW w:type="pct" w:w="1413"/>
+              <w:t xml:space="preserve">비정형 파일(이메일 첨부)</w:t>
+            </w:r>
+          </w:p>
+        </w:tc>
+        <w:tc>
+          <w:tcPr>
+            <w:tcW w:type="pct" w:w="1408"/>
             <w:vAlign w:val="center"/>
           </w:tcPr>
           <w:p>
@@ -9906,7 +9814,7 @@
         </w:tc>
         <w:tc>
           <w:tcPr>
-            <w:tcW w:type="pct" w:w="1585"/>
+            <w:tcW w:type="pct" w:w="1580"/>
             <w:vAlign w:val="center"/>
           </w:tcPr>
           <w:p>
@@ -9942,7 +9850,7 @@
         </w:tc>
         <w:tc>
           <w:tcPr>
-            <w:tcW w:type="pct" w:w="1243"/>
+            <w:tcW w:type="pct" w:w="1238"/>
             <w:vAlign w:val="center"/>
           </w:tcPr>
           <w:p>
@@ -10009,7 +9917,7 @@
         <w:rPr>
           <w:b/>
         </w:rPr>
-        <w:t xml:space="preserve">볼륨(이메일 첨부) 비즈 메타 상세:</w:t>
+        <w:t xml:space="preserve">비정형 파일(이메일 첨부) 비즈 메타 상세:</w:t>
       </w:r>
       <w:r>
         <w:t xml:space="preserve"> </w:t>
@@ -10020,7 +9928,7 @@
       <w:r>
         <w:t xml:space="preserve"> </w:t>
       </w:r>
-      <w:hyperlink r:id="rId48">
+      <w:hyperlink r:id="rId34">
         <w:r>
           <w:rPr>
             <w:rStyle w:val="Hyperlink"/>
@@ -10187,24 +10095,16 @@
       <w:pPr>
         <w:pStyle w:val="FirstParagraph"/>
       </w:pPr>
-    </w:p>
-    <w:p>
-      <w:pPr>
-        <w:pStyle w:val="Heading2"/>
-      </w:pPr>
-      <w:bookmarkStart w:id="7029" w:name="s4"/>
-      <w:bookmarkEnd w:id="7029"/>
-      <w:bookmarkStart w:id="7030" w:name="Xc4807a18888eb9052ed2462c56d82917af3ae5b"/>
-      <w:bookmarkEnd w:id="7030"/>
-      <w:bookmarkStart w:id="49" w:name="when-어디부터-하나-정비-우선순위"/>
-      <w:r>
-        <w:t xml:space="preserve">3. When — 어디부터 하나 (정비 우선순위)</w:t>
-      </w:r>
-      <w:bookmarkEnd w:id="49"/>
-    </w:p>
-    <w:p>
-      <w:pPr>
-        <w:pStyle w:val="FirstParagraph"/>
+      <w:r>
+        <w:t xml:space="preserve"> </w:t>
+      </w:r>
+      <w:r>
+        <w:t xml:space="preserve">## 3. When — 어디부터 하나 (정비 우선순위)</w:t>
+      </w:r>
+    </w:p>
+    <w:p>
+      <w:pPr>
+        <w:pStyle w:val="BodyText"/>
       </w:pPr>
       <w:r>
         <w:t xml:space="preserve">메타데이터는 기본적으로 모든 자산에 필요하지만, 한 번에 다 채우지 않는다. 이 장은 무엇부터 정비할지 우선순위를 정하고(3.1), 그중 사람이 직접 채울 부분과 시스템이 자동으로 채울 부분을 나눈다(3.2). 나아가 그 사람 몫의 비즈 메타조차 AI가 초안을 채우는 방향을 본다(3.3).</w:t>
@@ -10214,24 +10114,16 @@
       <w:pPr>
         <w:pStyle w:val="BodyText"/>
       </w:pPr>
-    </w:p>
-    <w:p>
-      <w:pPr>
-        <w:pStyle w:val="Heading3"/>
-      </w:pPr>
-      <w:bookmarkStart w:id="7031" w:name="s41"/>
-      <w:bookmarkEnd w:id="7031"/>
-      <w:bookmarkStart w:id="7032" w:name="Xe82a9c68a7f64ce15cc310fb63fb6e9a46212b5"/>
-      <w:bookmarkEnd w:id="7032"/>
-      <w:bookmarkStart w:id="50" w:name="정비-우선-대상"/>
-      <w:r>
-        <w:t xml:space="preserve">3.1 정비 우선 대상</w:t>
-      </w:r>
-      <w:bookmarkEnd w:id="50"/>
-    </w:p>
-    <w:p>
-      <w:pPr>
-        <w:pStyle w:val="FirstParagraph"/>
+      <w:r>
+        <w:t xml:space="preserve"> </w:t>
+      </w:r>
+      <w:r>
+        <w:t xml:space="preserve">### 3.1 정비 우선 대상</w:t>
+      </w:r>
+    </w:p>
+    <w:p>
+      <w:pPr>
+        <w:pStyle w:val="BodyText"/>
       </w:pPr>
       <w:r>
         <w:t xml:space="preserve">메타데이터는 모든 데이터 자산을 대상으로 구축하는 것이 원칙이다. 다만 전 자산을 한 번에 정비하기보다, AI 과제에서 우선 활용하는 데이터와 설명이 누락되었거나 단위·기준이 일관되지 않은 데이터부터 우선적으로 정비해 점진적으로 확대한다.</w:t>
@@ -10572,24 +10464,16 @@
       <w:pPr>
         <w:pStyle w:val="BodyText"/>
       </w:pPr>
-    </w:p>
-    <w:p>
-      <w:pPr>
-        <w:pStyle w:val="Heading3"/>
-      </w:pPr>
-      <w:bookmarkStart w:id="7033" w:name="sec52"/>
-      <w:bookmarkEnd w:id="7033"/>
-      <w:bookmarkStart w:id="7034" w:name="X4c1757c3c67579c9a82a943b9836301ba89bcd2"/>
-      <w:bookmarkEnd w:id="7034"/>
-      <w:bookmarkStart w:id="51" w:name="자동으로-모으고-사람은-검수만"/>
-      <w:r>
-        <w:t xml:space="preserve">3.2 자동으로 모으고, 사람은 검수만</w:t>
-      </w:r>
-      <w:bookmarkEnd w:id="51"/>
-    </w:p>
-    <w:p>
-      <w:pPr>
-        <w:pStyle w:val="FirstParagraph"/>
+      <w:r>
+        <w:t xml:space="preserve"> </w:t>
+      </w:r>
+      <w:r>
+        <w:t xml:space="preserve">### 3.2 자동으로 모으고, 사람은 검수만</w:t>
+      </w:r>
+    </w:p>
+    <w:p>
+      <w:pPr>
+        <w:pStyle w:val="BodyText"/>
       </w:pPr>
       <w:r>
         <w:t xml:space="preserve">기술·운영·보안 메타는</w:t>
@@ -10670,13 +10554,13 @@
               <a:graphicData uri="http://schemas.openxmlformats.org/drawingml/2006/picture">
                 <pic:pic>
                   <pic:nvPicPr>
-                    <pic:cNvPr descr="/sessions/nice-keen-davinci/tmp/md2docx_drwv3811/diagrams/d05.png" id="0" name="Picture"/>
+                    <pic:cNvPr descr="/sessions/trusting-hopeful-pasteur/tmp/md2docx_kn30_g51/diagrams/d05.png" id="0" name="Picture"/>
                     <pic:cNvPicPr>
                       <a:picLocks noChangeArrowheads="1" noChangeAspect="1"/>
                     </pic:cNvPicPr>
                   </pic:nvPicPr>
                   <pic:blipFill>
-                    <a:blip r:embed="rId52"/>
+                    <a:blip r:embed="rId35"/>
                     <a:stretch>
                       <a:fillRect/>
                     </a:stretch>
@@ -10715,24 +10599,16 @@
       <w:pPr>
         <w:pStyle w:val="BodyText"/>
       </w:pPr>
-    </w:p>
-    <w:p>
-      <w:pPr>
-        <w:pStyle w:val="Heading3"/>
-      </w:pPr>
-      <w:bookmarkStart w:id="7035" w:name="s43"/>
-      <w:bookmarkEnd w:id="7035"/>
-      <w:bookmarkStart w:id="7036" w:name="X2faff6117367681db590173fef4d0a4b2daf1c2"/>
-      <w:bookmarkEnd w:id="7036"/>
-      <w:bookmarkStart w:id="53" w:name="ai가-비즈-메타-초안을-채운다"/>
-      <w:r>
-        <w:t xml:space="preserve">3.3 AI가 비즈 메타 초안을 채운다</w:t>
-      </w:r>
-      <w:bookmarkEnd w:id="53"/>
-    </w:p>
-    <w:p>
-      <w:pPr>
-        <w:pStyle w:val="FirstParagraph"/>
+      <w:r>
+        <w:t xml:space="preserve"> </w:t>
+      </w:r>
+      <w:r>
+        <w:t xml:space="preserve">### 3.3 AI가 비즈 메타 초안을 채운다</w:t>
+      </w:r>
+    </w:p>
+    <w:p>
+      <w:pPr>
+        <w:pStyle w:val="BodyText"/>
       </w:pPr>
       <w:r>
         <w:t xml:space="preserve">자동화가 어렵다던 비즈 메타(설명·태그)마저, 이제 AI가 데이터의 맥락을 읽어</w:t>
@@ -10875,24 +10751,16 @@
       <w:pPr>
         <w:pStyle w:val="FirstParagraph"/>
       </w:pPr>
-    </w:p>
-    <w:p>
-      <w:pPr>
-        <w:pStyle w:val="Heading2"/>
-      </w:pPr>
-      <w:bookmarkStart w:id="7037" w:name="s5"/>
-      <w:bookmarkEnd w:id="7037"/>
-      <w:bookmarkStart w:id="7038" w:name="X611631d28b1fa31fad8fab33f521ae3e750a065"/>
-      <w:bookmarkEnd w:id="7038"/>
-      <w:bookmarkStart w:id="54" w:name="how-어떻게-준비운영하나"/>
-      <w:r>
-        <w:t xml:space="preserve">4. How — 어떻게 준비·운영하나</w:t>
-      </w:r>
-      <w:bookmarkEnd w:id="54"/>
-    </w:p>
-    <w:p>
-      <w:pPr>
-        <w:pStyle w:val="FirstParagraph"/>
+      <w:r>
+        <w:t xml:space="preserve"> </w:t>
+      </w:r>
+      <w:r>
+        <w:t xml:space="preserve">## 4. How — 어떻게 준비·운영하나</w:t>
+      </w:r>
+    </w:p>
+    <w:p>
+      <w:pPr>
+        <w:pStyle w:val="BodyText"/>
       </w:pPr>
       <w:r>
         <w:t xml:space="preserve">이 장은 메타데이터를 실제로 어떻게 수집·작성·검수하고 운영하는지를 다룬다. 자동 수집을 연결한 뒤 우선 대상부터 비즈 메타를 채우고(4.1 ~ 4.3), 정합성을 점검해 등록하며 갱신·역할을 정한다(4.4 ~ 4.5). 솔루션 상세 내용은</w:t>
@@ -10916,24 +10784,16 @@
       <w:pPr>
         <w:pStyle w:val="BodyText"/>
       </w:pPr>
-    </w:p>
-    <w:p>
-      <w:pPr>
-        <w:pStyle w:val="Heading3"/>
-      </w:pPr>
-      <w:bookmarkStart w:id="7039" w:name="s52"/>
-      <w:bookmarkEnd w:id="7039"/>
-      <w:bookmarkStart w:id="7040" w:name="Xed698f85ec68454eb1889a032b354ac68363b7c"/>
-      <w:bookmarkEnd w:id="7040"/>
-      <w:bookmarkStart w:id="55" w:name="구축-절차"/>
-      <w:r>
-        <w:t xml:space="preserve">4.1 구축 절차</w:t>
-      </w:r>
-      <w:bookmarkEnd w:id="55"/>
-    </w:p>
-    <w:p>
-      <w:pPr>
-        <w:pStyle w:val="FirstParagraph"/>
+      <w:r>
+        <w:t xml:space="preserve"> </w:t>
+      </w:r>
+      <w:r>
+        <w:t xml:space="preserve">### 4.1 구축 절차</w:t>
+      </w:r>
+    </w:p>
+    <w:p>
+      <w:pPr>
+        <w:pStyle w:val="BodyText"/>
       </w:pPr>
       <w:r>
         <w:t xml:space="preserve">자동 수집을 먼저 연결하고, 우선 대상부터 유형별 설명·단위를 보완한 뒤, 규칙으로 정합성을 검증해 등록한다.</w:t>
@@ -10954,13 +10814,13 @@
               <a:graphicData uri="http://schemas.openxmlformats.org/drawingml/2006/picture">
                 <pic:pic>
                   <pic:nvPicPr>
-                    <pic:cNvPr descr="/sessions/nice-keen-davinci/tmp/md2docx_drwv3811/diagrams/d06.png" id="0" name="Picture"/>
+                    <pic:cNvPr descr="/sessions/trusting-hopeful-pasteur/tmp/md2docx_kn30_g51/diagrams/d06.png" id="0" name="Picture"/>
                     <pic:cNvPicPr>
                       <a:picLocks noChangeArrowheads="1" noChangeAspect="1"/>
                     </pic:cNvPicPr>
                   </pic:nvPicPr>
                   <pic:blipFill>
-                    <a:blip r:embed="rId56"/>
+                    <a:blip r:embed="rId36"/>
                     <a:stretch>
                       <a:fillRect/>
                     </a:stretch>
@@ -11238,24 +11098,16 @@
       <w:pPr>
         <w:pStyle w:val="FirstParagraph"/>
       </w:pPr>
-    </w:p>
-    <w:p>
-      <w:pPr>
-        <w:pStyle w:val="Heading3"/>
-      </w:pPr>
-      <w:bookmarkStart w:id="7041" w:name="s53"/>
-      <w:bookmarkEnd w:id="7041"/>
-      <w:bookmarkStart w:id="7042" w:name="X740a27f4082bc39198e415bb0a2a619391bec10"/>
-      <w:bookmarkEnd w:id="7042"/>
-      <w:bookmarkStart w:id="57" w:name="비즈-메타-작성-좋은-예-vs-나쁜-예"/>
-      <w:r>
-        <w:t xml:space="preserve">4.2 비즈 메타 작성 — 좋은 예 vs 나쁜 예</w:t>
-      </w:r>
-      <w:bookmarkEnd w:id="57"/>
-    </w:p>
-    <w:p>
-      <w:pPr>
-        <w:pStyle w:val="FirstParagraph"/>
+      <w:r>
+        <w:t xml:space="preserve"> </w:t>
+      </w:r>
+      <w:r>
+        <w:t xml:space="preserve">### 4.2 비즈 메타 작성 — 좋은 예 vs 나쁜 예</w:t>
+      </w:r>
+    </w:p>
+    <w:p>
+      <w:pPr>
+        <w:pStyle w:val="BodyText"/>
       </w:pPr>
       <w:r>
         <w:t xml:space="preserve">비즈 메타는</w:t>
@@ -11924,24 +11776,16 @@
       <w:pPr>
         <w:pStyle w:val="FirstParagraph"/>
       </w:pPr>
-    </w:p>
-    <w:p>
-      <w:pPr>
-        <w:pStyle w:val="Heading3"/>
-      </w:pPr>
-      <w:bookmarkStart w:id="7043" w:name="sec74"/>
-      <w:bookmarkEnd w:id="7043"/>
-      <w:bookmarkStart w:id="7044" w:name="X98a4339e4822e5ca2fce470ee119d60f2f5a3a0"/>
-      <w:bookmarkEnd w:id="7044"/>
-      <w:bookmarkStart w:id="58" w:name="실제로-어디서-채우나-플랫폼-매핑"/>
-      <w:r>
-        <w:t xml:space="preserve">4.3 실제로 어디서 채우나 — 플랫폼 매핑</w:t>
-      </w:r>
-      <w:bookmarkEnd w:id="58"/>
-    </w:p>
-    <w:p>
-      <w:pPr>
-        <w:pStyle w:val="FirstParagraph"/>
+      <w:r>
+        <w:t xml:space="preserve"> </w:t>
+      </w:r>
+      <w:r>
+        <w:t xml:space="preserve">### 4.3 실제로 어디서 채우나 — 플랫폼 매핑</w:t>
+      </w:r>
+    </w:p>
+    <w:p>
+      <w:pPr>
+        <w:pStyle w:val="BodyText"/>
       </w:pPr>
       <w:r>
         <w:t xml:space="preserve">기술·운영 메타는</w:t>
@@ -12374,7 +12218,7 @@
         <w:rPr>
           <w:b/>
         </w:rPr>
-        <w:t xml:space="preserve">비정형(볼륨):</w:t>
+        <w:t xml:space="preserve">비정형 파일:</w:t>
       </w:r>
       <w:r>
         <w:t xml:space="preserve"> </w:t>
@@ -12387,24 +12231,16 @@
       <w:pPr>
         <w:pStyle w:val="FirstParagraph"/>
       </w:pPr>
-    </w:p>
-    <w:p>
-      <w:pPr>
-        <w:pStyle w:val="Heading3"/>
-      </w:pPr>
-      <w:bookmarkStart w:id="7045" w:name="s55"/>
-      <w:bookmarkEnd w:id="7045"/>
-      <w:bookmarkStart w:id="7046" w:name="X3c8252c47790d2d37fecd277070bb36736b0c4c"/>
-      <w:bookmarkEnd w:id="7046"/>
-      <w:bookmarkStart w:id="59" w:name="정합성-자동-점검"/>
-      <w:r>
-        <w:t xml:space="preserve">4.4 정합성 자동 점검</w:t>
-      </w:r>
-      <w:bookmarkEnd w:id="59"/>
-    </w:p>
-    <w:p>
-      <w:pPr>
-        <w:pStyle w:val="FirstParagraph"/>
+      <w:r>
+        <w:t xml:space="preserve"> </w:t>
+      </w:r>
+      <w:r>
+        <w:t xml:space="preserve">### 4.4 정합성 자동 점검</w:t>
+      </w:r>
+    </w:p>
+    <w:p>
+      <w:pPr>
+        <w:pStyle w:val="BodyText"/>
       </w:pPr>
       <w:r>
         <w:t xml:space="preserve">사람이 일일이 보지 않고</w:t>
@@ -12490,7 +12326,7 @@
               <w:rPr>
                 <w:b/>
               </w:rPr>
-              <w:t xml:space="preserve">상제</w:t>
+              <w:t xml:space="preserve">상세</w:t>
             </w:r>
           </w:p>
         </w:tc>
@@ -13049,24 +12885,16 @@
       <w:pPr>
         <w:pStyle w:val="FirstParagraph"/>
       </w:pPr>
-    </w:p>
-    <w:p>
-      <w:pPr>
-        <w:pStyle w:val="Heading3"/>
-      </w:pPr>
-      <w:bookmarkStart w:id="7047" w:name="s56"/>
-      <w:bookmarkEnd w:id="7047"/>
-      <w:bookmarkStart w:id="7048" w:name="Xc58f41e5c93c9b08e20b92cf685ed2f9a61ed4a"/>
-      <w:bookmarkEnd w:id="7048"/>
-      <w:bookmarkStart w:id="60" w:name="운영-갱신승인과-역할"/>
-      <w:r>
-        <w:t xml:space="preserve">4.5 운영 — 갱신·승인과 역할</w:t>
-      </w:r>
-      <w:bookmarkEnd w:id="60"/>
-    </w:p>
-    <w:p>
-      <w:pPr>
-        <w:pStyle w:val="FirstParagraph"/>
+      <w:r>
+        <w:t xml:space="preserve"> </w:t>
+      </w:r>
+      <w:r>
+        <w:t xml:space="preserve">### 4.5 운영 — 갱신·승인과 역할</w:t>
+      </w:r>
+    </w:p>
+    <w:p>
+      <w:pPr>
+        <w:pStyle w:val="BodyText"/>
       </w:pPr>
       <w:r>
         <w:t xml:space="preserve">구조·정책·조직이 바뀌면 메타데이터를 갱신하고, 비즈 메타는</w:t>
@@ -13937,67 +13765,16 @@
       <w:pPr>
         <w:pStyle w:val="FirstParagraph"/>
       </w:pPr>
-    </w:p>
-    <w:p>
-      <w:pPr>
-        <w:pStyle w:val="Heading2"/>
-      </w:pPr>
-      <w:bookmarkStart w:id="7049" w:name="tech"/>
-      <w:bookmarkEnd w:id="7049"/>
-      <w:bookmarkStart w:id="7050" w:name="Xcb914266dffb37135c0bd17497893652dcd154d"/>
-      <w:bookmarkEnd w:id="7050"/>
-      <w:bookmarkStart w:id="61" w:name="tech-stack-솔루션-검토"/>
-      <w:r>
-        <w:t xml:space="preserve">5. Tech Stack — 솔루션 검토</w:t>
-      </w:r>
-      <w:bookmarkEnd w:id="61"/>
-    </w:p>
-    <w:p>
-      <w:pPr>
-        <w:pStyle w:val="BlockText"/>
-      </w:pPr>
-      <w:r>
-        <w:rPr>
-          <w:b/>
-        </w:rPr>
-        <w:t xml:space="preserve">2층 연결:</w:t>
-      </w:r>
-      <w:r>
-        <w:t xml:space="preserve"> </w:t>
-      </w:r>
-      <w:r>
-        <w:t xml:space="preserve">솔루션을 묶어서 평가·선정하려면 →</w:t>
-      </w:r>
-      <w:r>
-        <w:t xml:space="preserve"> </w:t>
-      </w:r>
-      <w:hyperlink r:id="rId62">
-        <w:r>
-          <w:rPr>
-            <w:rStyle w:val="Hyperlink"/>
-          </w:rPr>
-          <w:t xml:space="preserve">Tech Stack 비교 정본</w:t>
-        </w:r>
-      </w:hyperlink>
-      <w:r>
-        <w:t xml:space="preserve">. 아래는</w:t>
-      </w:r>
-      <w:r>
-        <w:t xml:space="preserve"> </w:t>
-      </w:r>
-      <w:r>
-        <w:rPr>
-          <w:i/>
-        </w:rPr>
-        <w:t xml:space="preserve">메타데이터 관점</w:t>
-      </w:r>
-      <w:r>
-        <w:t xml:space="preserve">의 기능 비교(1층)다.</w:t>
-      </w:r>
-    </w:p>
-    <w:p>
-      <w:pPr>
-        <w:pStyle w:val="FirstParagraph"/>
+      <w:r>
+        <w:t xml:space="preserve"> </w:t>
+      </w:r>
+      <w:r>
+        <w:t xml:space="preserve">## 5. Tech Stack — 솔루션 검토</w:t>
+      </w:r>
+    </w:p>
+    <w:p>
+      <w:pPr>
+        <w:pStyle w:val="BodyText"/>
       </w:pPr>
       <w:r>
         <w:t xml:space="preserve">메타데이터는 별도 솔루션을 새로 들이기보다 카탈로그·거버넌스 솔루션이 함께 관리하는 경우가 많다(</w:t>
@@ -14093,7 +13870,7 @@
       <w:r>
         <w:t xml:space="preserve">)과 동일 제품으로 메타데이터를 한 곳에서 관리할 수 있기 때문이다(</w:t>
       </w:r>
-      <w:hyperlink r:id="rId62">
+      <w:hyperlink r:id="rId37">
         <w:r>
           <w:rPr>
             <w:rStyle w:val="Hyperlink"/>
@@ -14112,20 +13889,12 @@
       <w:pPr>
         <w:pStyle w:val="BodyText"/>
       </w:pPr>
-    </w:p>
-    <w:p>
-      <w:pPr>
-        <w:pStyle w:val="Heading3"/>
-      </w:pPr>
-      <w:bookmarkStart w:id="7051" w:name="s61"/>
-      <w:bookmarkEnd w:id="7051"/>
-      <w:bookmarkStart w:id="7052" w:name="Xcecca942c102c3d7fa0fd08aa4f743ef4af88c5"/>
-      <w:bookmarkEnd w:id="7052"/>
-      <w:bookmarkStart w:id="63" w:name="도구-유형"/>
-      <w:r>
-        <w:t xml:space="preserve">5.1 도구 유형</w:t>
-      </w:r>
-      <w:bookmarkEnd w:id="63"/>
+      <w:r>
+        <w:t xml:space="preserve"> </w:t>
+      </w:r>
+      <w:r>
+        <w:t xml:space="preserve">### 5.1 도구 유형</w:t>
+      </w:r>
     </w:p>
     <w:tbl>
       <w:tblPr>
@@ -14575,24 +14344,16 @@
       <w:pPr>
         <w:pStyle w:val="FirstParagraph"/>
       </w:pPr>
-    </w:p>
-    <w:p>
-      <w:pPr>
-        <w:pStyle w:val="Heading3"/>
-      </w:pPr>
-      <w:bookmarkStart w:id="7053" w:name="s62"/>
-      <w:bookmarkEnd w:id="7053"/>
-      <w:bookmarkStart w:id="7054" w:name="X147486f89c6151330828e9308baa54168f44e74"/>
-      <w:bookmarkEnd w:id="7054"/>
-      <w:bookmarkStart w:id="64" w:name="선정-기준"/>
-      <w:r>
-        <w:t xml:space="preserve">5.2 선정 기준</w:t>
-      </w:r>
-      <w:bookmarkEnd w:id="64"/>
-    </w:p>
-    <w:p>
-      <w:pPr>
-        <w:pStyle w:val="FirstParagraph"/>
+      <w:r>
+        <w:t xml:space="preserve"> </w:t>
+      </w:r>
+      <w:r>
+        <w:t xml:space="preserve">### 5.2 선정 기준</w:t>
+      </w:r>
+    </w:p>
+    <w:p>
+      <w:pPr>
+        <w:pStyle w:val="BodyText"/>
       </w:pPr>
       <w:r>
         <w:t xml:space="preserve">솔루션을 고를 때는 메타데이터 관점에서 다음 여섯 축을 가중 평가한다 — 핵심은</w:t>
@@ -14996,24 +14757,16 @@
       <w:pPr>
         <w:pStyle w:val="FirstParagraph"/>
       </w:pPr>
-    </w:p>
-    <w:p>
-      <w:pPr>
-        <w:pStyle w:val="Heading2"/>
-      </w:pPr>
-      <w:bookmarkStart w:id="7055" w:name="s6"/>
-      <w:bookmarkEnd w:id="7055"/>
-      <w:bookmarkStart w:id="7056" w:name="X8abce96cb79c6f5c8a2922328507404dc188b10"/>
-      <w:bookmarkEnd w:id="7056"/>
-      <w:bookmarkStart w:id="65" w:name="where-다른-주제와의-관계"/>
-      <w:r>
-        <w:t xml:space="preserve">6. Where — 다른 주제와의 관계</w:t>
-      </w:r>
-      <w:bookmarkEnd w:id="65"/>
-    </w:p>
-    <w:p>
-      <w:pPr>
-        <w:pStyle w:val="FirstParagraph"/>
+      <w:r>
+        <w:t xml:space="preserve"> </w:t>
+      </w:r>
+      <w:r>
+        <w:t xml:space="preserve">## 6. Where — 다른 주제와의 관계</w:t>
+      </w:r>
+    </w:p>
+    <w:p>
+      <w:pPr>
+        <w:pStyle w:val="BodyText"/>
       </w:pPr>
       <w:r>
         <w:t xml:space="preserve">메타데이터는</w:t>
@@ -15270,7 +15023,7 @@
               <w:pStyle w:val="Compact"/>
               <w:jc w:val="left"/>
             </w:pPr>
-            <w:hyperlink r:id="rId66">
+            <w:hyperlink r:id="rId38">
               <w:r>
                 <w:rPr>
                   <w:rStyle w:val="Hyperlink"/>
@@ -15377,11 +15130,11 @@
       <w:pPr>
         <w:pStyle w:val="Heading2"/>
       </w:pPr>
-      <w:bookmarkStart w:id="67" w:name="참고자료-references"/>
+      <w:bookmarkStart w:id="39" w:name="참고자료-references"/>
       <w:r>
         <w:t xml:space="preserve">참고자료 (References)</w:t>
       </w:r>
-      <w:bookmarkEnd w:id="67"/>
+      <w:bookmarkEnd w:id="39"/>
     </w:p>
     <w:p>
       <w:pPr>
@@ -15406,8 +15159,8 @@
       <w:pPr>
         <w:pStyle w:val="BodyText"/>
       </w:pPr>
-      <w:bookmarkStart w:id="68" w:name="ref1"/>
-      <w:bookmarkEnd w:id="68"/>
+      <w:bookmarkStart w:id="40" w:name="ref1"/>
+      <w:bookmarkEnd w:id="40"/>
       <w:r>
         <w:rPr>
           <w:b/>
@@ -15423,7 +15176,7 @@
       <w:r>
         <w:t xml:space="preserve"> </w:t>
       </w:r>
-      <w:hyperlink r:id="rId69">
+      <w:hyperlink r:id="rId41">
         <w:r>
           <w:rPr>
             <w:rStyle w:val="Hyperlink"/>
@@ -15436,8 +15189,8 @@
       <w:pPr>
         <w:pStyle w:val="BodyText"/>
       </w:pPr>
-      <w:bookmarkStart w:id="70" w:name="ref2"/>
-      <w:bookmarkEnd w:id="70"/>
+      <w:bookmarkStart w:id="42" w:name="ref2"/>
+      <w:bookmarkEnd w:id="42"/>
       <w:r>
         <w:rPr>
           <w:b/>
@@ -15453,7 +15206,7 @@
       <w:r>
         <w:t xml:space="preserve"> </w:t>
       </w:r>
-      <w:hyperlink r:id="rId71">
+      <w:hyperlink r:id="rId43">
         <w:r>
           <w:rPr>
             <w:rStyle w:val="Hyperlink"/>
@@ -15466,8 +15219,8 @@
       <w:pPr>
         <w:pStyle w:val="BodyText"/>
       </w:pPr>
-      <w:bookmarkStart w:id="72" w:name="ref3"/>
-      <w:bookmarkEnd w:id="72"/>
+      <w:bookmarkStart w:id="44" w:name="ref3"/>
+      <w:bookmarkEnd w:id="44"/>
       <w:r>
         <w:rPr>
           <w:b/>
@@ -15483,7 +15236,7 @@
       <w:r>
         <w:t xml:space="preserve"> </w:t>
       </w:r>
-      <w:hyperlink r:id="rId73">
+      <w:hyperlink r:id="rId45">
         <w:r>
           <w:rPr>
             <w:rStyle w:val="Hyperlink"/>
@@ -15496,8 +15249,8 @@
       <w:pPr>
         <w:pStyle w:val="BodyText"/>
       </w:pPr>
-      <w:bookmarkStart w:id="74" w:name="ref4"/>
-      <w:bookmarkEnd w:id="74"/>
+      <w:bookmarkStart w:id="46" w:name="ref4"/>
+      <w:bookmarkEnd w:id="46"/>
       <w:r>
         <w:rPr>
           <w:b/>
@@ -15513,7 +15266,7 @@
       <w:r>
         <w:t xml:space="preserve"> </w:t>
       </w:r>
-      <w:hyperlink r:id="rId75">
+      <w:hyperlink r:id="rId47">
         <w:r>
           <w:rPr>
             <w:rStyle w:val="Hyperlink"/>
@@ -15526,8 +15279,8 @@
       <w:pPr>
         <w:pStyle w:val="BodyText"/>
       </w:pPr>
-      <w:bookmarkStart w:id="76" w:name="ref5"/>
-      <w:bookmarkEnd w:id="76"/>
+      <w:bookmarkStart w:id="48" w:name="ref5"/>
+      <w:bookmarkEnd w:id="48"/>
       <w:r>
         <w:rPr>
           <w:b/>
@@ -15543,7 +15296,7 @@
       <w:r>
         <w:t xml:space="preserve"> </w:t>
       </w:r>
-      <w:hyperlink r:id="rId77">
+      <w:hyperlink r:id="rId49">
         <w:r>
           <w:rPr>
             <w:rStyle w:val="Hyperlink"/>
@@ -15556,8 +15309,8 @@
       <w:pPr>
         <w:pStyle w:val="BodyText"/>
       </w:pPr>
-      <w:bookmarkStart w:id="78" w:name="ref6"/>
-      <w:bookmarkEnd w:id="78"/>
+      <w:bookmarkStart w:id="50" w:name="ref6"/>
+      <w:bookmarkEnd w:id="50"/>
       <w:r>
         <w:rPr>
           <w:b/>
@@ -15573,7 +15326,7 @@
       <w:r>
         <w:t xml:space="preserve"> </w:t>
       </w:r>
-      <w:hyperlink r:id="rId79">
+      <w:hyperlink r:id="rId51">
         <w:r>
           <w:rPr>
             <w:rStyle w:val="Hyperlink"/>
@@ -15586,8 +15339,8 @@
       <w:pPr>
         <w:pStyle w:val="BodyText"/>
       </w:pPr>
-      <w:bookmarkStart w:id="80" w:name="ref7"/>
-      <w:bookmarkEnd w:id="80"/>
+      <w:bookmarkStart w:id="52" w:name="ref7"/>
+      <w:bookmarkEnd w:id="52"/>
       <w:r>
         <w:rPr>
           <w:b/>
@@ -15633,7 +15386,7 @@
       <w:r>
         <w:t xml:space="preserve"> </w:t>
       </w:r>
-      <w:hyperlink r:id="rId81">
+      <w:hyperlink r:id="rId53">
         <w:r>
           <w:rPr>
             <w:rStyle w:val="Hyperlink"/>
@@ -15663,8 +15416,8 @@
       <w:pPr>
         <w:pStyle w:val="BodyText"/>
       </w:pPr>
-      <w:bookmarkStart w:id="82" w:name="ref8"/>
-      <w:bookmarkEnd w:id="82"/>
+      <w:bookmarkStart w:id="54" w:name="ref8"/>
+      <w:bookmarkEnd w:id="54"/>
       <w:r>
         <w:rPr>
           <w:b/>
@@ -15695,7 +15448,7 @@
       <w:r>
         <w:t xml:space="preserve"> </w:t>
       </w:r>
-      <w:hyperlink r:id="rId83">
+      <w:hyperlink r:id="rId55">
         <w:r>
           <w:rPr>
             <w:rStyle w:val="Hyperlink"/>
@@ -15714,8 +15467,8 @@
       <w:pPr>
         <w:pStyle w:val="BodyText"/>
       </w:pPr>
-      <w:bookmarkStart w:id="84" w:name="ref9"/>
-      <w:bookmarkEnd w:id="84"/>
+      <w:bookmarkStart w:id="56" w:name="ref9"/>
+      <w:bookmarkEnd w:id="56"/>
       <w:r>
         <w:rPr>
           <w:b/>
@@ -15740,7 +15493,7 @@
       <w:r>
         <w:t xml:space="preserve"> </w:t>
       </w:r>
-      <w:hyperlink r:id="rId85">
+      <w:hyperlink r:id="rId57">
         <w:r>
           <w:rPr>
             <w:rStyle w:val="Hyperlink"/>
@@ -15759,8 +15512,8 @@
       <w:pPr>
         <w:pStyle w:val="BodyText"/>
       </w:pPr>
-      <w:bookmarkStart w:id="86" w:name="ref10"/>
-      <w:bookmarkEnd w:id="86"/>
+      <w:bookmarkStart w:id="58" w:name="ref10"/>
+      <w:bookmarkEnd w:id="58"/>
       <w:r>
         <w:rPr>
           <w:b/>
@@ -15785,7 +15538,7 @@
       <w:r>
         <w:t xml:space="preserve"> </w:t>
       </w:r>
-      <w:hyperlink r:id="rId87">
+      <w:hyperlink r:id="rId59">
         <w:r>
           <w:rPr>
             <w:rStyle w:val="Hyperlink"/>
@@ -15798,37 +15551,6 @@
       </w:r>
       <w:r>
         <w:t xml:space="preserve">(검증 2026-06-19).</w:t>
-      </w:r>
-    </w:p>
-    <w:p>
-      <w:pPr>
-        <w:pStyle w:val="BodyText"/>
-      </w:pPr>
-      <w:r>
-        <w:rPr>
-          <w:b/>
-        </w:rPr>
-        <w:t xml:space="preserve">입력 자료</w:t>
-      </w:r>
-    </w:p>
-    <w:p>
-      <w:pPr>
-        <w:pStyle w:val="BodyText"/>
-      </w:pPr>
-      <w:r>
-        <w:t xml:space="preserve">두산 「Meta Tag 운영 가이드(Template)」 — 기술/비즈/운영 메타 작성 가이드·비즈 인자도출 프레임워크 (사내 자료,</w:t>
-      </w:r>
-      <w:r>
-        <w:t xml:space="preserve"> </w:t>
-      </w:r>
-      <w:r>
-        <w:rPr>
-          <w:rStyle w:val="VerbatimChar"/>
-        </w:rPr>
-        <w:t xml:space="preserve">기존 매뉴얼 작성본/</w:t>
-      </w:r>
-      <w:r>
-        <w:t xml:space="preserve">)</w:t>
       </w:r>
     </w:p>
     <w:p>
